--- a/Practicas/Practica 6/Practica6_Expediente.docx
+++ b/Practicas/Practica 6/Practica6_Expediente.docx
@@ -76,124 +76,45 @@
     <w:p>
       <w:pPr>
         <w:pStyle w:val="FirstParagraph"/>
-      </w:pPr>
-      <w:proofErr w:type="spellStart"/>
-      <w:r>
-        <w:t>Aprender</w:t>
-      </w:r>
-      <w:proofErr w:type="spellEnd"/>
-      <w:r>
-        <w:t xml:space="preserve"> a </w:t>
-      </w:r>
-      <w:proofErr w:type="spellStart"/>
-      <w:r>
-        <w:t>crear</w:t>
-      </w:r>
-      <w:proofErr w:type="spellEnd"/>
-      <w:r>
-        <w:t xml:space="preserve">, </w:t>
-      </w:r>
-      <w:proofErr w:type="spellStart"/>
-      <w:r>
-        <w:t>consultar</w:t>
-      </w:r>
-      <w:proofErr w:type="spellEnd"/>
-      <w:r>
-        <w:t xml:space="preserve"> y </w:t>
-      </w:r>
-      <w:proofErr w:type="spellStart"/>
-      <w:r>
-        <w:t>actualizar</w:t>
-      </w:r>
-      <w:proofErr w:type="spellEnd"/>
-      <w:r>
-        <w:t xml:space="preserve"> </w:t>
-      </w:r>
-      <w:proofErr w:type="spellStart"/>
+        <w:rPr>
+          <w:lang w:val="es-MX"/>
+        </w:rPr>
+      </w:pPr>
+      <w:r>
+        <w:rPr>
+          <w:lang w:val="es-MX"/>
+        </w:rPr>
+        <w:t xml:space="preserve">Aprender a crear, consultar y actualizar </w:t>
+      </w:r>
       <w:r>
         <w:rPr>
           <w:b/>
           <w:bCs/>
-        </w:rPr>
-        <w:t>expedientes</w:t>
-      </w:r>
-      <w:proofErr w:type="spellEnd"/>
+          <w:lang w:val="es-MX"/>
+        </w:rPr>
+        <w:t>expedientes de pruebas</w:t>
+      </w:r>
+      <w:r>
+        <w:rPr>
+          <w:lang w:val="es-MX"/>
+        </w:rPr>
+        <w:t xml:space="preserve"> en el API, utilizando </w:t>
+      </w:r>
+      <w:proofErr w:type="spellStart"/>
       <w:r>
         <w:rPr>
           <w:b/>
           <w:bCs/>
-        </w:rPr>
-        <w:t xml:space="preserve"> de </w:t>
-      </w:r>
-      <w:proofErr w:type="spellStart"/>
-      <w:r>
-        <w:rPr>
-          <w:b/>
-          <w:bCs/>
-        </w:rPr>
-        <w:t>pruebas</w:t>
+          <w:lang w:val="es-MX"/>
+        </w:rPr>
+        <w:t>Swagger</w:t>
       </w:r>
       <w:proofErr w:type="spellEnd"/>
       <w:r>
-        <w:t xml:space="preserve"> </w:t>
-      </w:r>
-      <w:proofErr w:type="spellStart"/>
-      <w:r>
-        <w:t>en</w:t>
-      </w:r>
-      <w:proofErr w:type="spellEnd"/>
-      <w:r>
-        <w:t xml:space="preserve"> </w:t>
-      </w:r>
-      <w:proofErr w:type="spellStart"/>
-      <w:r>
-        <w:t>el</w:t>
-      </w:r>
-      <w:proofErr w:type="spellEnd"/>
-      <w:r>
-        <w:t xml:space="preserve"> API, </w:t>
-      </w:r>
-      <w:proofErr w:type="spellStart"/>
-      <w:r>
-        <w:t>utilizando</w:t>
-      </w:r>
-      <w:proofErr w:type="spellEnd"/>
-      <w:r>
-        <w:t xml:space="preserve"> </w:t>
-      </w:r>
-      <w:r>
-        <w:rPr>
-          <w:b/>
-          <w:bCs/>
-        </w:rPr>
-        <w:t>Swagger</w:t>
-      </w:r>
-      <w:r>
-        <w:t xml:space="preserve"> </w:t>
-      </w:r>
-      <w:proofErr w:type="spellStart"/>
-      <w:r>
-        <w:t>como</w:t>
-      </w:r>
-      <w:proofErr w:type="spellEnd"/>
-      <w:r>
-        <w:t xml:space="preserve"> </w:t>
-      </w:r>
-      <w:proofErr w:type="spellStart"/>
-      <w:r>
-        <w:t>cliente</w:t>
-      </w:r>
-      <w:proofErr w:type="spellEnd"/>
-      <w:r>
-        <w:t xml:space="preserve"> de </w:t>
-      </w:r>
-      <w:proofErr w:type="spellStart"/>
-      <w:r>
-        <w:t>pruebas</w:t>
-      </w:r>
-      <w:proofErr w:type="spellEnd"/>
-      <w:r>
-        <w:t>.</w:t>
+        <w:rPr>
+          <w:lang w:val="es-MX"/>
+        </w:rPr>
+        <w:t xml:space="preserve"> como cliente de pruebas.</w:t>
       </w:r>
     </w:p>
     <w:p>
@@ -248,40 +169,20 @@
           <w:ilvl w:val="0"/>
           <w:numId w:val="3"/>
         </w:numPr>
-      </w:pPr>
-      <w:proofErr w:type="spellStart"/>
-      <w:r>
-        <w:t>Usuario</w:t>
-      </w:r>
-      <w:proofErr w:type="spellEnd"/>
-      <w:r>
-        <w:t xml:space="preserve"> y </w:t>
-      </w:r>
-      <w:proofErr w:type="spellStart"/>
-      <w:r>
-        <w:t>contraseña</w:t>
-      </w:r>
-      <w:proofErr w:type="spellEnd"/>
-      <w:r>
-        <w:t xml:space="preserve"> de </w:t>
-      </w:r>
-      <w:proofErr w:type="spellStart"/>
-      <w:r>
-        <w:t>prueba</w:t>
-      </w:r>
-      <w:proofErr w:type="spellEnd"/>
-      <w:r>
-        <w:t xml:space="preserve"> para </w:t>
-      </w:r>
-      <w:proofErr w:type="spellStart"/>
-      <w:r>
-        <w:t>autenticación</w:t>
-      </w:r>
-      <w:proofErr w:type="spellEnd"/>
-      <w:r>
-        <w:t>.</w:t>
-      </w:r>
-      <w:r>
+        <w:rPr>
+          <w:lang w:val="es-MX"/>
+        </w:rPr>
+      </w:pPr>
+      <w:r>
+        <w:rPr>
+          <w:lang w:val="es-MX"/>
+        </w:rPr>
+        <w:t>Usuario y contraseña de prueba para autenticación.</w:t>
+      </w:r>
+      <w:r>
+        <w:rPr>
+          <w:lang w:val="es-MX"/>
+        </w:rPr>
         <w:br/>
       </w:r>
     </w:p>
@@ -292,41 +193,43 @@
           <w:ilvl w:val="0"/>
           <w:numId w:val="3"/>
         </w:numPr>
-      </w:pPr>
-      <w:r>
-        <w:t xml:space="preserve">Token </w:t>
+        <w:rPr>
+          <w:lang w:val="es-MX"/>
+        </w:rPr>
+      </w:pPr>
+      <w:r>
+        <w:rPr>
+          <w:lang w:val="es-MX"/>
+        </w:rPr>
+        <w:t xml:space="preserve">Token válido (se obtiene con el </w:t>
       </w:r>
       <w:proofErr w:type="spellStart"/>
       <w:r>
-        <w:t>válido</w:t>
+        <w:rPr>
+          <w:lang w:val="es-MX"/>
+        </w:rPr>
+        <w:t>endpoint</w:t>
       </w:r>
       <w:proofErr w:type="spellEnd"/>
       <w:r>
-        <w:t xml:space="preserve"> (se </w:t>
+        <w:rPr>
+          <w:lang w:val="es-MX"/>
+        </w:rPr>
+        <w:t xml:space="preserve"> </w:t>
       </w:r>
       <w:proofErr w:type="spellStart"/>
       <w:r>
-        <w:t>obtiene</w:t>
+        <w:rPr>
+          <w:rStyle w:val="VerbatimChar"/>
+          <w:lang w:val="es-MX"/>
+        </w:rPr>
+        <w:t>Login</w:t>
       </w:r>
       <w:proofErr w:type="spellEnd"/>
       <w:r>
-        <w:t xml:space="preserve"> con </w:t>
-      </w:r>
-      <w:proofErr w:type="spellStart"/>
-      <w:r>
-        <w:t>el</w:t>
-      </w:r>
-      <w:proofErr w:type="spellEnd"/>
-      <w:r>
-        <w:t xml:space="preserve"> endpoint </w:t>
-      </w:r>
-      <w:r>
-        <w:rPr>
-          <w:rStyle w:val="VerbatimChar"/>
-        </w:rPr>
-        <w:t>Login</w:t>
-      </w:r>
-      <w:r>
+        <w:rPr>
+          <w:lang w:val="es-MX"/>
+        </w:rPr>
         <w:t>).</w:t>
       </w:r>
     </w:p>
@@ -379,48 +282,72 @@
           <w:ilvl w:val="0"/>
           <w:numId w:val="3"/>
         </w:numPr>
+        <w:rPr>
+          <w:lang w:val="es-MX"/>
+        </w:rPr>
       </w:pPr>
       <w:r>
         <w:rPr>
           <w:rStyle w:val="VerbatimChar"/>
-        </w:rPr>
-        <w:t>POST /F2_Expedientes/</w:t>
+          <w:lang w:val="es-MX"/>
+        </w:rPr>
+        <w:t>POST /F2_</w:t>
+      </w:r>
+      <w:r>
+        <w:rPr>
+          <w:rStyle w:val="VerbatimChar"/>
+          <w:lang w:val="es-MX"/>
+        </w:rPr>
+        <w:t>PreparacionFabricacion</w:t>
+      </w:r>
+      <w:r>
+        <w:rPr>
+          <w:rStyle w:val="VerbatimChar"/>
+          <w:lang w:val="es-MX"/>
+        </w:rPr>
+        <w:t xml:space="preserve"> </w:t>
+      </w:r>
+      <w:r>
+        <w:rPr>
+          <w:rStyle w:val="VerbatimChar"/>
+          <w:lang w:val="es-MX"/>
+        </w:rPr>
+        <w:t>/</w:t>
       </w:r>
       <w:proofErr w:type="spellStart"/>
       <w:r>
         <w:rPr>
           <w:rStyle w:val="VerbatimChar"/>
+          <w:lang w:val="es-MX"/>
         </w:rPr>
         <w:t>Expediente</w:t>
       </w:r>
+      <w:r>
+        <w:rPr>
+          <w:rStyle w:val="VerbatimChar"/>
+          <w:lang w:val="es-MX"/>
+        </w:rPr>
+        <w:t>Pruebas</w:t>
+      </w:r>
       <w:proofErr w:type="spellEnd"/>
       <w:r>
+        <w:rPr>
+          <w:lang w:val="es-MX"/>
+        </w:rPr>
         <w:t xml:space="preserve"> → </w:t>
       </w:r>
       <w:r>
         <w:rPr>
           <w:i/>
           <w:iCs/>
-        </w:rPr>
-        <w:t xml:space="preserve">Crear un </w:t>
-      </w:r>
-      <w:proofErr w:type="spellStart"/>
-      <w:r>
-        <w:rPr>
-          <w:i/>
-          <w:iCs/>
-        </w:rPr>
-        <w:t>expediente</w:t>
-      </w:r>
-      <w:proofErr w:type="spellEnd"/>
-      <w:r>
-        <w:rPr>
-          <w:i/>
-          <w:iCs/>
-        </w:rPr>
-        <w:t>.</w:t>
-      </w:r>
-      <w:r>
+          <w:lang w:val="es-MX"/>
+        </w:rPr>
+        <w:t>Crear un expediente.</w:t>
+      </w:r>
+      <w:r>
+        <w:rPr>
+          <w:lang w:val="es-MX"/>
+        </w:rPr>
         <w:br/>
       </w:r>
     </w:p>
@@ -431,59 +358,69 @@
           <w:ilvl w:val="0"/>
           <w:numId w:val="3"/>
         </w:numPr>
-      </w:pPr>
-      <w:r>
         <w:rPr>
           <w:rStyle w:val="VerbatimChar"/>
-        </w:rPr>
-        <w:t>GET /F2_Expedientes/</w:t>
+          <w:rFonts w:asciiTheme="minorHAnsi" w:hAnsiTheme="minorHAnsi"/>
+          <w:sz w:val="24"/>
+          <w:lang w:val="es-MX"/>
+        </w:rPr>
+      </w:pPr>
+      <w:r>
+        <w:rPr>
+          <w:rStyle w:val="VerbatimChar"/>
+          <w:lang w:val="es-MX"/>
+        </w:rPr>
+        <w:t>PUT</w:t>
+      </w:r>
+      <w:r>
+        <w:rPr>
+          <w:rStyle w:val="VerbatimChar"/>
+          <w:lang w:val="es-MX"/>
+        </w:rPr>
+        <w:t xml:space="preserve"> /F2_</w:t>
+      </w:r>
+      <w:r>
+        <w:rPr>
+          <w:rStyle w:val="VerbatimChar"/>
+          <w:lang w:val="es-MX"/>
+        </w:rPr>
+        <w:t>PreparacionFabricacion</w:t>
+      </w:r>
+      <w:r>
+        <w:rPr>
+          <w:rStyle w:val="VerbatimChar"/>
+          <w:lang w:val="es-MX"/>
+        </w:rPr>
+        <w:t>/</w:t>
       </w:r>
       <w:proofErr w:type="spellStart"/>
       <w:r>
         <w:rPr>
           <w:rStyle w:val="VerbatimChar"/>
-        </w:rPr>
-        <w:t>Expediente</w:t>
+          <w:lang w:val="es-MX"/>
+        </w:rPr>
+        <w:t>E</w:t>
+      </w:r>
+      <w:r>
+        <w:rPr>
+          <w:rStyle w:val="VerbatimChar"/>
+          <w:lang w:val="es-MX"/>
+        </w:rPr>
+        <w:t>xpedientePruebas</w:t>
       </w:r>
       <w:proofErr w:type="spellEnd"/>
-      <w:r>
-        <w:t xml:space="preserve"> → </w:t>
-      </w:r>
-      <w:proofErr w:type="spellStart"/>
-      <w:r>
-        <w:rPr>
-          <w:i/>
-          <w:iCs/>
-        </w:rPr>
-        <w:t>Consultar</w:t>
-      </w:r>
-      <w:proofErr w:type="spellEnd"/>
-      <w:r>
-        <w:rPr>
-          <w:i/>
-          <w:iCs/>
-        </w:rPr>
-        <w:t xml:space="preserve"> </w:t>
-      </w:r>
-      <w:proofErr w:type="spellStart"/>
-      <w:r>
-        <w:rPr>
-          <w:i/>
-          <w:iCs/>
-        </w:rPr>
-        <w:t>expedientes</w:t>
-      </w:r>
-      <w:proofErr w:type="spellEnd"/>
-      <w:r>
-        <w:rPr>
-          <w:i/>
-          <w:iCs/>
-        </w:rPr>
-        <w:t>.</w:t>
-      </w:r>
-      <w:r>
-        <w:br/>
-      </w:r>
+    </w:p>
+    <w:p>
+      <w:pPr>
+        <w:pStyle w:val="Compact"/>
+        <w:ind w:left="720"/>
+        <w:rPr>
+          <w:rStyle w:val="VerbatimChar"/>
+          <w:rFonts w:asciiTheme="minorHAnsi" w:hAnsiTheme="minorHAnsi"/>
+          <w:sz w:val="24"/>
+          <w:lang w:val="es-MX"/>
+        </w:rPr>
+      </w:pPr>
     </w:p>
     <w:p>
       <w:pPr>
@@ -493,104 +430,1626 @@
           <w:numId w:val="3"/>
         </w:numPr>
         <w:rPr>
-          <w:i/>
-          <w:iCs/>
+          <w:lang w:val="es-MX"/>
         </w:rPr>
       </w:pPr>
       <w:r>
         <w:rPr>
           <w:rStyle w:val="VerbatimChar"/>
-        </w:rPr>
-        <w:t>POST /F2_Expedientes/</w:t>
+          <w:lang w:val="es-MX"/>
+        </w:rPr>
+        <w:t>GET</w:t>
+      </w:r>
+      <w:r>
+        <w:rPr>
+          <w:rStyle w:val="VerbatimChar"/>
+          <w:lang w:val="es-MX"/>
+        </w:rPr>
+        <w:t xml:space="preserve"> /F2_</w:t>
+      </w:r>
+      <w:r>
+        <w:rPr>
+          <w:rStyle w:val="VerbatimChar"/>
+          <w:lang w:val="es-MX"/>
+        </w:rPr>
+        <w:t>PreparacionFabricacion</w:t>
+      </w:r>
+      <w:r>
+        <w:rPr>
+          <w:rStyle w:val="VerbatimChar"/>
+          <w:lang w:val="es-MX"/>
+        </w:rPr>
+        <w:t xml:space="preserve"> /</w:t>
       </w:r>
       <w:proofErr w:type="spellStart"/>
-      <w:proofErr w:type="gramStart"/>
       <w:r>
         <w:rPr>
           <w:rStyle w:val="VerbatimChar"/>
+          <w:lang w:val="es-MX"/>
         </w:rPr>
         <w:t>Expediente</w:t>
       </w:r>
+      <w:r>
+        <w:rPr>
+          <w:rStyle w:val="VerbatimChar"/>
+          <w:lang w:val="es-MX"/>
+        </w:rPr>
+        <w:t>Pruebas</w:t>
+      </w:r>
       <w:proofErr w:type="spellEnd"/>
+    </w:p>
+    <w:p>
+      <w:pPr>
+        <w:pStyle w:val="Compact"/>
+        <w:ind w:left="720"/>
+        <w:rPr>
+          <w:lang w:val="es-MX"/>
+        </w:rPr>
+      </w:pPr>
+    </w:p>
+    <w:p>
+      <w:pPr>
+        <w:pStyle w:val="Ttulo2"/>
+        <w:rPr>
+          <w:b/>
+          <w:bCs/>
+          <w:sz w:val="28"/>
+          <w:szCs w:val="28"/>
+        </w:rPr>
+      </w:pPr>
+      <w:bookmarkStart w:id="3" w:name="actividades-paso-a-paso"/>
+      <w:bookmarkEnd w:id="2"/>
+      <w:r>
+        <w:rPr>
+          <w:b/>
+          <w:bCs/>
+          <w:sz w:val="28"/>
+          <w:szCs w:val="28"/>
+        </w:rPr>
+        <w:t>4. Actividades paso a paso</w:t>
+      </w:r>
+    </w:p>
+    <w:p>
+      <w:pPr>
+        <w:pStyle w:val="Ttulo3"/>
+        <w:rPr>
+          <w:sz w:val="24"/>
+          <w:szCs w:val="24"/>
+        </w:rPr>
+      </w:pPr>
+      <w:bookmarkStart w:id="4" w:name="paso-1.-login-y-autorización"/>
+      <w:r>
+        <w:rPr>
+          <w:sz w:val="24"/>
+          <w:szCs w:val="24"/>
+        </w:rPr>
+        <w:t xml:space="preserve">Paso 1. </w:t>
+      </w:r>
+      <w:proofErr w:type="spellStart"/>
+      <w:r>
+        <w:rPr>
+          <w:sz w:val="24"/>
+          <w:szCs w:val="24"/>
+        </w:rPr>
+        <w:t>Login</w:t>
+      </w:r>
+      <w:proofErr w:type="spellEnd"/>
+      <w:r>
+        <w:rPr>
+          <w:sz w:val="24"/>
+          <w:szCs w:val="24"/>
+        </w:rPr>
+        <w:t xml:space="preserve"> y autorización</w:t>
+      </w:r>
+    </w:p>
+    <w:p>
+      <w:pPr>
+        <w:pStyle w:val="Compact"/>
+        <w:numPr>
+          <w:ilvl w:val="0"/>
+          <w:numId w:val="4"/>
+        </w:numPr>
+      </w:pPr>
+      <w:proofErr w:type="spellStart"/>
+      <w:r>
+        <w:t>Ir</w:t>
+      </w:r>
+      <w:proofErr w:type="spellEnd"/>
+      <w:r>
+        <w:t xml:space="preserve"> a </w:t>
+      </w:r>
       <w:r>
         <w:rPr>
           <w:rStyle w:val="VerbatimChar"/>
         </w:rPr>
-        <w:t>/{id}/</w:t>
-      </w:r>
+        <w:t>POST /F0_Acceso/Login</w:t>
+      </w:r>
+      <w:r>
+        <w:t>.</w:t>
+      </w:r>
+      <w:r>
+        <w:br/>
+      </w:r>
+    </w:p>
+    <w:p>
+      <w:pPr>
+        <w:pStyle w:val="Compact"/>
+        <w:numPr>
+          <w:ilvl w:val="0"/>
+          <w:numId w:val="4"/>
+        </w:numPr>
+      </w:pPr>
       <w:proofErr w:type="spellStart"/>
-      <w:proofErr w:type="gramEnd"/>
+      <w:r>
+        <w:t>Enviar</w:t>
+      </w:r>
+      <w:proofErr w:type="spellEnd"/>
+      <w:r>
+        <w:t xml:space="preserve"> </w:t>
+      </w:r>
+      <w:proofErr w:type="spellStart"/>
+      <w:r>
+        <w:t>credenciales</w:t>
+      </w:r>
+      <w:proofErr w:type="spellEnd"/>
+      <w:r>
+        <w:t xml:space="preserve"> de </w:t>
+      </w:r>
+      <w:proofErr w:type="spellStart"/>
+      <w:r>
+        <w:t>prueba</w:t>
+      </w:r>
+      <w:proofErr w:type="spellEnd"/>
+      <w:r>
+        <w:t>.</w:t>
+      </w:r>
+      <w:r>
+        <w:br/>
+      </w:r>
+    </w:p>
+    <w:p>
+      <w:pPr>
+        <w:pStyle w:val="Compact"/>
+        <w:numPr>
+          <w:ilvl w:val="0"/>
+          <w:numId w:val="4"/>
+        </w:numPr>
+        <w:rPr>
+          <w:lang w:val="es-MX"/>
+        </w:rPr>
+      </w:pPr>
+      <w:r>
+        <w:rPr>
+          <w:lang w:val="es-MX"/>
+        </w:rPr>
+        <w:t xml:space="preserve">Copiar el token y configurarlo en </w:t>
+      </w:r>
+      <w:proofErr w:type="spellStart"/>
+      <w:r>
+        <w:rPr>
+          <w:b/>
+          <w:bCs/>
+          <w:lang w:val="es-MX"/>
+        </w:rPr>
+        <w:t>Authorize</w:t>
+      </w:r>
+      <w:proofErr w:type="spellEnd"/>
+      <w:r>
+        <w:rPr>
+          <w:lang w:val="es-MX"/>
+        </w:rPr>
+        <w:t xml:space="preserve"> con </w:t>
+      </w:r>
+      <w:proofErr w:type="spellStart"/>
       <w:r>
         <w:rPr>
           <w:rStyle w:val="VerbatimChar"/>
+          <w:lang w:val="es-MX"/>
+        </w:rPr>
+        <w:t>Bearer</w:t>
+      </w:r>
+      <w:proofErr w:type="spellEnd"/>
+      <w:r>
+        <w:rPr>
+          <w:rStyle w:val="VerbatimChar"/>
+          <w:lang w:val="es-MX"/>
+        </w:rPr>
+        <w:t xml:space="preserve"> {token}</w:t>
+      </w:r>
+      <w:r>
+        <w:rPr>
+          <w:lang w:val="es-MX"/>
+        </w:rPr>
+        <w:t>.</w:t>
+      </w:r>
+    </w:p>
+    <w:p>
+      <w:r>
+        <w:pict w14:anchorId="06F654D8">
+          <v:rect id="_x0000_i1026" style="width:0;height:1.5pt" o:hralign="center" o:hrstd="t" o:hr="t"/>
+        </w:pict>
+      </w:r>
+    </w:p>
+    <w:p>
+      <w:pPr>
+        <w:pStyle w:val="Ttulo3"/>
+        <w:rPr>
+          <w:sz w:val="24"/>
+          <w:szCs w:val="24"/>
+        </w:rPr>
+      </w:pPr>
+      <w:bookmarkStart w:id="5" w:name="paso-2.-crear-un-expediente"/>
+      <w:bookmarkEnd w:id="4"/>
+      <w:r>
+        <w:rPr>
+          <w:sz w:val="24"/>
+          <w:szCs w:val="24"/>
+        </w:rPr>
+        <w:t>Paso 2. Crear un expediente</w:t>
+      </w:r>
+    </w:p>
+    <w:p>
+      <w:pPr>
+        <w:numPr>
+          <w:ilvl w:val="0"/>
+          <w:numId w:val="4"/>
+        </w:numPr>
+        <w:spacing w:after="200"/>
+        <w:rPr>
+          <w:rStyle w:val="VerbatimChar"/>
+          <w:rFonts w:asciiTheme="minorHAnsi" w:hAnsiTheme="minorHAnsi"/>
+          <w:sz w:val="24"/>
+        </w:rPr>
+      </w:pPr>
+      <w:r>
+        <w:t xml:space="preserve">Ir a </w:t>
+      </w:r>
+      <w:r>
+        <w:rPr>
+          <w:rStyle w:val="VerbatimChar"/>
+        </w:rPr>
+        <w:t>POST /F2_</w:t>
+      </w:r>
+      <w:r>
+        <w:rPr>
+          <w:rStyle w:val="VerbatimChar"/>
+        </w:rPr>
+        <w:t>PreparacionFabricacion</w:t>
+      </w:r>
+      <w:r>
+        <w:rPr>
+          <w:rStyle w:val="VerbatimChar"/>
+        </w:rPr>
+        <w:t xml:space="preserve"> /</w:t>
+      </w:r>
+      <w:proofErr w:type="spellStart"/>
+      <w:r>
+        <w:rPr>
+          <w:rStyle w:val="VerbatimChar"/>
+        </w:rPr>
+        <w:t>Expediente</w:t>
+      </w:r>
+      <w:r>
+        <w:rPr>
+          <w:rStyle w:val="VerbatimChar"/>
         </w:rPr>
         <w:t>Pruebas</w:t>
       </w:r>
       <w:proofErr w:type="spellEnd"/>
-      <w:r>
+    </w:p>
+    <w:p>
+      <w:pPr>
+        <w:numPr>
+          <w:ilvl w:val="0"/>
+          <w:numId w:val="4"/>
+        </w:numPr>
+        <w:spacing w:after="200"/>
+      </w:pPr>
+      <w:r>
+        <w:t>Ingrese los siguientes valores en el JSON</w:t>
+      </w:r>
+    </w:p>
+    <w:p>
+      <w:pPr>
+        <w:spacing w:line="276" w:lineRule="auto"/>
+        <w:ind w:left="720"/>
+        <w:rPr>
+          <w:lang w:val="en-US"/>
+        </w:rPr>
+      </w:pPr>
+      <w:r>
+        <w:rPr>
+          <w:lang w:val="en-US"/>
+        </w:rPr>
+        <w:t>{</w:t>
+      </w:r>
+    </w:p>
+    <w:p>
+      <w:pPr>
+        <w:spacing w:line="276" w:lineRule="auto"/>
+        <w:ind w:left="720"/>
+      </w:pPr>
+      <w:r>
+        <w:t xml:space="preserve">  </w:t>
+      </w:r>
+      <w:r>
+        <w:rPr>
+          <w:color w:val="C00000"/>
+        </w:rPr>
+        <w:t>"id"</w:t>
+      </w:r>
+      <w:r>
+        <w:rPr>
+          <w:color w:val="002060"/>
+        </w:rPr>
+        <w:t>: "",</w:t>
+      </w:r>
+    </w:p>
+    <w:p>
+      <w:pPr>
+        <w:spacing w:line="276" w:lineRule="auto"/>
+        <w:ind w:left="720"/>
+      </w:pPr>
+      <w:r>
+        <w:t xml:space="preserve">  </w:t>
+      </w:r>
+      <w:r>
+        <w:rPr>
+          <w:color w:val="C00000"/>
+        </w:rPr>
+        <w:t>"</w:t>
+      </w:r>
+      <w:proofErr w:type="spellStart"/>
+      <w:r>
+        <w:rPr>
+          <w:color w:val="C00000"/>
+        </w:rPr>
+        <w:t>claveExpediente</w:t>
+      </w:r>
+      <w:proofErr w:type="spellEnd"/>
+      <w:r>
+        <w:rPr>
+          <w:color w:val="C00000"/>
+        </w:rPr>
+        <w:t>"</w:t>
+      </w:r>
+      <w:r>
+        <w:rPr>
+          <w:color w:val="002060"/>
+        </w:rPr>
+        <w:t>: "</w:t>
+      </w:r>
+      <w:proofErr w:type="spellStart"/>
+      <w:r>
+        <w:rPr>
+          <w:color w:val="002060"/>
+        </w:rPr>
+        <w:t>string</w:t>
+      </w:r>
+      <w:proofErr w:type="spellEnd"/>
+      <w:r>
+        <w:rPr>
+          <w:color w:val="002060"/>
+        </w:rPr>
+        <w:t>",</w:t>
+      </w:r>
+      <w:r>
+        <w:rPr>
+          <w:color w:val="002060"/>
+        </w:rPr>
         <w:t xml:space="preserve"> </w:t>
       </w:r>
       <w:r>
         <w:rPr>
-          <w:i/>
-          <w:iCs/>
-        </w:rPr>
-        <w:t xml:space="preserve">→ </w:t>
+          <w:color w:val="002060"/>
+          <w:lang w:val="en-US"/>
+        </w:rPr>
+        <w:sym w:font="Wingdings" w:char="F0E0"/>
+      </w:r>
+      <w:r>
+        <w:rPr>
+          <w:color w:val="002060"/>
+        </w:rPr>
+        <w:t xml:space="preserve"> </w:t>
       </w:r>
       <w:proofErr w:type="spellStart"/>
       <w:r>
         <w:rPr>
-          <w:i/>
-          <w:iCs/>
-        </w:rPr>
-        <w:t>Asignar</w:t>
+          <w:color w:val="002060"/>
+        </w:rPr>
+        <w:t>Ej</w:t>
       </w:r>
       <w:proofErr w:type="spellEnd"/>
       <w:r>
         <w:rPr>
-          <w:i/>
-          <w:iCs/>
+          <w:color w:val="002060"/>
+        </w:rPr>
+        <w:t xml:space="preserve">: EXP-010 </w:t>
+      </w:r>
+    </w:p>
+    <w:p>
+      <w:pPr>
+        <w:spacing w:line="276" w:lineRule="auto"/>
+        <w:ind w:left="720"/>
+      </w:pPr>
+      <w:r>
+        <w:t xml:space="preserve">  </w:t>
+      </w:r>
+      <w:r>
+        <w:rPr>
+          <w:color w:val="C00000"/>
+        </w:rPr>
+        <w:t>"</w:t>
+      </w:r>
+      <w:proofErr w:type="spellStart"/>
+      <w:r>
+        <w:rPr>
+          <w:color w:val="C00000"/>
+        </w:rPr>
+        <w:t>ordenFabricacion</w:t>
+      </w:r>
+      <w:proofErr w:type="spellEnd"/>
+      <w:r>
+        <w:rPr>
+          <w:color w:val="C00000"/>
+        </w:rPr>
+        <w:t>"</w:t>
+      </w:r>
+      <w:r>
+        <w:rPr>
+          <w:color w:val="002060"/>
+        </w:rPr>
+        <w:t>: "</w:t>
+      </w:r>
+      <w:proofErr w:type="spellStart"/>
+      <w:r>
+        <w:rPr>
+          <w:color w:val="002060"/>
+        </w:rPr>
+        <w:t>string</w:t>
+      </w:r>
+      <w:proofErr w:type="spellEnd"/>
+      <w:r>
+        <w:rPr>
+          <w:color w:val="002060"/>
+        </w:rPr>
+        <w:t>",</w:t>
+      </w:r>
+      <w:r>
+        <w:rPr>
+          <w:color w:val="002060"/>
         </w:rPr>
         <w:t xml:space="preserve"> </w:t>
       </w:r>
+      <w:r>
+        <w:rPr>
+          <w:color w:val="002060"/>
+        </w:rPr>
+        <w:sym w:font="Wingdings" w:char="F0E0"/>
+      </w:r>
+      <w:r>
+        <w:rPr>
+          <w:color w:val="002060"/>
+        </w:rPr>
+        <w:t xml:space="preserve"> ingrese el Id de una orden de </w:t>
+      </w:r>
       <w:proofErr w:type="spellStart"/>
       <w:r>
         <w:rPr>
-          <w:i/>
-          <w:iCs/>
-        </w:rPr>
-        <w:t>pruebas</w:t>
+          <w:color w:val="002060"/>
+        </w:rPr>
+        <w:t>fabricacion</w:t>
       </w:r>
       <w:proofErr w:type="spellEnd"/>
-      <w:r>
-        <w:rPr>
-          <w:i/>
-          <w:iCs/>
-        </w:rPr>
-        <w:t xml:space="preserve"> a un </w:t>
+    </w:p>
+    <w:p>
+      <w:pPr>
+        <w:spacing w:line="276" w:lineRule="auto"/>
+        <w:ind w:left="720"/>
+      </w:pPr>
+      <w:r>
+        <w:lastRenderedPageBreak/>
+        <w:t xml:space="preserve">  </w:t>
+      </w:r>
+      <w:r>
+        <w:rPr>
+          <w:color w:val="C00000"/>
+        </w:rPr>
+        <w:t>"</w:t>
       </w:r>
       <w:proofErr w:type="spellStart"/>
       <w:r>
         <w:rPr>
-          <w:i/>
-          <w:iCs/>
-        </w:rPr>
-        <w:t>expediente</w:t>
+          <w:color w:val="C00000"/>
+        </w:rPr>
+        <w:t>cantidadMuestras</w:t>
       </w:r>
       <w:proofErr w:type="spellEnd"/>
       <w:r>
         <w:rPr>
-          <w:i/>
-          <w:iCs/>
-        </w:rPr>
+          <w:color w:val="C00000"/>
+        </w:rPr>
+        <w:t>"</w:t>
+      </w:r>
+      <w:r>
+        <w:rPr>
+          <w:color w:val="002060"/>
+        </w:rPr>
+        <w:t xml:space="preserve">: </w:t>
+      </w:r>
+      <w:r>
+        <w:rPr>
+          <w:color w:val="002060"/>
+        </w:rPr>
+        <w:t>0</w:t>
+      </w:r>
+      <w:r>
+        <w:rPr>
+          <w:color w:val="002060"/>
+        </w:rPr>
+        <w:t>,</w:t>
+      </w:r>
+      <w:r>
+        <w:rPr>
+          <w:color w:val="002060"/>
+        </w:rPr>
+        <w:t xml:space="preserve"> </w:t>
+      </w:r>
+      <w:r>
+        <w:rPr>
+          <w:color w:val="002060"/>
+        </w:rPr>
+        <w:sym w:font="Wingdings" w:char="F0E0"/>
+      </w:r>
+      <w:r>
+        <w:rPr>
+          <w:color w:val="002060"/>
+        </w:rPr>
+        <w:t xml:space="preserve"> </w:t>
+      </w:r>
+      <w:proofErr w:type="spellStart"/>
+      <w:r>
+        <w:rPr>
+          <w:color w:val="002060"/>
+        </w:rPr>
+        <w:t>Ej</w:t>
+      </w:r>
+      <w:proofErr w:type="spellEnd"/>
+      <w:r>
+        <w:rPr>
+          <w:color w:val="002060"/>
+        </w:rPr>
+        <w:t>: 10</w:t>
+      </w:r>
+    </w:p>
+    <w:p>
+      <w:pPr>
+        <w:spacing w:line="276" w:lineRule="auto"/>
+        <w:ind w:left="720"/>
+      </w:pPr>
+      <w:r>
+        <w:t xml:space="preserve">  </w:t>
+      </w:r>
+      <w:r>
+        <w:rPr>
+          <w:color w:val="C00000"/>
+        </w:rPr>
+        <w:t>"</w:t>
+      </w:r>
+      <w:proofErr w:type="spellStart"/>
+      <w:r>
+        <w:rPr>
+          <w:color w:val="C00000"/>
+        </w:rPr>
+        <w:t>maximoRechazos</w:t>
+      </w:r>
+      <w:proofErr w:type="spellEnd"/>
+      <w:r>
+        <w:rPr>
+          <w:color w:val="C00000"/>
+        </w:rPr>
+        <w:t>"</w:t>
+      </w:r>
+      <w:r>
+        <w:rPr>
+          <w:color w:val="002060"/>
+        </w:rPr>
+        <w:t>: 0,</w:t>
+      </w:r>
+    </w:p>
+    <w:p>
+      <w:pPr>
+        <w:spacing w:line="276" w:lineRule="auto"/>
+        <w:ind w:left="720"/>
+        <w:rPr>
+          <w:color w:val="002060"/>
+        </w:rPr>
+      </w:pPr>
+      <w:r>
+        <w:t xml:space="preserve">  </w:t>
+      </w:r>
+      <w:r>
+        <w:rPr>
+          <w:color w:val="C00000"/>
+        </w:rPr>
+        <w:t>"muestras"</w:t>
+      </w:r>
+      <w:r>
+        <w:rPr>
+          <w:color w:val="002060"/>
+        </w:rPr>
+        <w:t>: [</w:t>
+      </w:r>
+    </w:p>
+    <w:p>
+      <w:pPr>
+        <w:spacing w:line="276" w:lineRule="auto"/>
+        <w:ind w:left="720"/>
+        <w:rPr>
+          <w:color w:val="002060"/>
+        </w:rPr>
+      </w:pPr>
+      <w:r>
+        <w:rPr>
+          <w:color w:val="002060"/>
+        </w:rPr>
+        <w:t xml:space="preserve">    </w:t>
+      </w:r>
+      <w:r>
+        <w:rPr>
+          <w:color w:val="C00000"/>
+        </w:rPr>
+        <w:t>"</w:t>
+      </w:r>
+      <w:proofErr w:type="spellStart"/>
+      <w:r>
+        <w:rPr>
+          <w:color w:val="C00000"/>
+        </w:rPr>
+        <w:t>strin</w:t>
+      </w:r>
+      <w:r>
+        <w:rPr>
+          <w:color w:val="C00000"/>
+        </w:rPr>
+        <w:t>g</w:t>
+      </w:r>
+      <w:proofErr w:type="spellEnd"/>
+      <w:r>
+        <w:rPr>
+          <w:color w:val="C00000"/>
+        </w:rPr>
+        <w:t>"</w:t>
+      </w:r>
+      <w:r>
+        <w:rPr>
+          <w:color w:val="C00000"/>
+        </w:rPr>
+        <w:t xml:space="preserve"> </w:t>
+      </w:r>
+      <w:r>
+        <w:rPr>
+          <w:color w:val="002060"/>
+        </w:rPr>
+        <w:sym w:font="Wingdings" w:char="F0E0"/>
+      </w:r>
+      <w:r>
+        <w:rPr>
+          <w:color w:val="002060"/>
+        </w:rPr>
+        <w:t xml:space="preserve"> </w:t>
+      </w:r>
+      <w:proofErr w:type="spellStart"/>
+      <w:r>
+        <w:rPr>
+          <w:color w:val="002060"/>
+        </w:rPr>
+        <w:t>Ej</w:t>
+      </w:r>
+      <w:proofErr w:type="spellEnd"/>
+      <w:r>
+        <w:rPr>
+          <w:color w:val="002060"/>
+        </w:rPr>
+        <w:t>: M02</w:t>
+      </w:r>
+    </w:p>
+    <w:p>
+      <w:pPr>
+        <w:spacing w:line="276" w:lineRule="auto"/>
+        <w:ind w:left="720"/>
+        <w:rPr>
+          <w:color w:val="002060"/>
+        </w:rPr>
+      </w:pPr>
+      <w:r>
+        <w:rPr>
+          <w:color w:val="002060"/>
+        </w:rPr>
+        <w:t xml:space="preserve">  ]</w:t>
+      </w:r>
+    </w:p>
+    <w:p>
+      <w:pPr>
+        <w:spacing w:line="276" w:lineRule="auto"/>
+        <w:ind w:left="720"/>
+        <w:rPr>
+          <w:color w:val="002060"/>
+        </w:rPr>
+      </w:pPr>
+      <w:r>
+        <w:rPr>
+          <w:color w:val="002060"/>
+        </w:rPr>
+        <w:t>}</w:t>
+      </w:r>
+      <w:r>
+        <w:rPr>
+          <w:color w:val="002060"/>
+        </w:rPr>
+        <w:br/>
+      </w:r>
+    </w:p>
+    <w:p>
+      <w:pPr>
+        <w:numPr>
+          <w:ilvl w:val="0"/>
+          <w:numId w:val="4"/>
+        </w:numPr>
+        <w:spacing w:after="200"/>
+      </w:pPr>
+      <w:r>
+        <w:t xml:space="preserve">Ejecutar y verificar que la respuesta sea </w:t>
+      </w:r>
+      <w:r>
+        <w:rPr>
+          <w:b/>
+          <w:bCs/>
+        </w:rPr>
+        <w:t>20</w:t>
+      </w:r>
+      <w:r>
+        <w:rPr>
+          <w:b/>
+          <w:bCs/>
+        </w:rPr>
+        <w:t>0</w:t>
+      </w:r>
+      <w:r>
+        <w:rPr>
+          <w:b/>
+          <w:bCs/>
+        </w:rPr>
+        <w:t xml:space="preserve"> </w:t>
+      </w:r>
+      <w:r>
+        <w:rPr>
+          <w:b/>
+          <w:bCs/>
+        </w:rPr>
+        <w:t>OK</w:t>
+      </w:r>
+      <w:r>
         <w:t>.</w:t>
       </w:r>
-      <w:r>
-        <w:rPr>
-          <w:i/>
-          <w:iCs/>
+    </w:p>
+    <w:p>
+      <w:r>
+        <w:pict w14:anchorId="33218683">
+          <v:rect id="_x0000_i1027" style="width:0;height:1.5pt" o:hralign="center" o:hrstd="t" o:hr="t"/>
+        </w:pict>
+      </w:r>
+    </w:p>
+    <w:p>
+      <w:pPr>
+        <w:pStyle w:val="Ttulo3"/>
+      </w:pPr>
+      <w:bookmarkStart w:id="6" w:name="paso-3.-consultar-expedientes"/>
+      <w:bookmarkEnd w:id="5"/>
+      <w:r>
+        <w:t>Paso 3. Consultar expedientes</w:t>
+      </w:r>
+    </w:p>
+    <w:p>
+      <w:pPr>
+        <w:pStyle w:val="Compact"/>
+        <w:numPr>
+          <w:ilvl w:val="0"/>
+          <w:numId w:val="4"/>
+        </w:numPr>
+        <w:rPr>
+          <w:lang w:val="es-MX"/>
+        </w:rPr>
+      </w:pPr>
+      <w:r>
+        <w:rPr>
+          <w:lang w:val="es-MX"/>
+        </w:rPr>
+        <w:t xml:space="preserve">Ir a </w:t>
+      </w:r>
+      <w:r>
+        <w:rPr>
+          <w:rStyle w:val="VerbatimChar"/>
+          <w:lang w:val="es-MX"/>
+        </w:rPr>
+        <w:t>PUT /F2_PreparacionFabricacion/</w:t>
+      </w:r>
+      <w:proofErr w:type="spellStart"/>
+      <w:r>
+        <w:rPr>
+          <w:rStyle w:val="VerbatimChar"/>
+          <w:lang w:val="es-MX"/>
+        </w:rPr>
+        <w:t>E</w:t>
+      </w:r>
+      <w:r>
+        <w:rPr>
+          <w:rStyle w:val="VerbatimChar"/>
+          <w:lang w:val="es-MX"/>
+        </w:rPr>
+        <w:t>xpedientePruebas</w:t>
+      </w:r>
+      <w:proofErr w:type="spellEnd"/>
+      <w:r>
+        <w:rPr>
+          <w:lang w:val="es-MX"/>
+        </w:rPr>
+        <w:t>.</w:t>
+      </w:r>
+      <w:r>
+        <w:rPr>
+          <w:lang w:val="es-MX"/>
         </w:rPr>
         <w:br/>
+      </w:r>
+    </w:p>
+    <w:p>
+      <w:pPr>
+        <w:pStyle w:val="Compact"/>
+        <w:numPr>
+          <w:ilvl w:val="0"/>
+          <w:numId w:val="4"/>
+        </w:numPr>
+        <w:rPr>
+          <w:lang w:val="es-MX"/>
+        </w:rPr>
+      </w:pPr>
+      <w:r>
+        <w:rPr>
+          <w:lang w:val="es-MX"/>
+        </w:rPr>
+        <w:t xml:space="preserve">Seleccione la </w:t>
+      </w:r>
+      <w:proofErr w:type="spellStart"/>
+      <w:r>
+        <w:rPr>
+          <w:lang w:val="es-MX"/>
+        </w:rPr>
+        <w:t>opcion</w:t>
+      </w:r>
+      <w:proofErr w:type="spellEnd"/>
+      <w:r>
+        <w:rPr>
+          <w:lang w:val="es-MX"/>
+        </w:rPr>
+        <w:t xml:space="preserve"> </w:t>
+      </w:r>
+      <w:r>
+        <w:rPr>
+          <w:b/>
+          <w:bCs/>
+          <w:lang w:val="es-MX"/>
+        </w:rPr>
+        <w:t xml:space="preserve">Try </w:t>
+      </w:r>
+      <w:proofErr w:type="spellStart"/>
+      <w:r>
+        <w:rPr>
+          <w:b/>
+          <w:bCs/>
+          <w:lang w:val="es-MX"/>
+        </w:rPr>
+        <w:t>It</w:t>
+      </w:r>
+      <w:proofErr w:type="spellEnd"/>
+      <w:r>
+        <w:rPr>
+          <w:b/>
+          <w:bCs/>
+          <w:lang w:val="es-MX"/>
+        </w:rPr>
+        <w:t xml:space="preserve"> </w:t>
+      </w:r>
+      <w:proofErr w:type="spellStart"/>
+      <w:r>
+        <w:rPr>
+          <w:b/>
+          <w:bCs/>
+          <w:lang w:val="es-MX"/>
+        </w:rPr>
+        <w:t>Out</w:t>
+      </w:r>
+      <w:proofErr w:type="spellEnd"/>
+      <w:r>
+        <w:rPr>
+          <w:lang w:val="es-MX"/>
+        </w:rPr>
+        <w:t xml:space="preserve"> y luego en el </w:t>
+      </w:r>
+      <w:proofErr w:type="spellStart"/>
+      <w:r>
+        <w:rPr>
+          <w:lang w:val="es-MX"/>
+        </w:rPr>
+        <w:t>Request</w:t>
+      </w:r>
+      <w:proofErr w:type="spellEnd"/>
+      <w:r>
+        <w:rPr>
+          <w:lang w:val="es-MX"/>
+        </w:rPr>
+        <w:t xml:space="preserve"> </w:t>
+      </w:r>
+      <w:proofErr w:type="spellStart"/>
+      <w:r>
+        <w:rPr>
+          <w:lang w:val="es-MX"/>
+        </w:rPr>
+        <w:t>Body</w:t>
+      </w:r>
+      <w:proofErr w:type="spellEnd"/>
+      <w:r>
+        <w:rPr>
+          <w:lang w:val="es-MX"/>
+        </w:rPr>
+        <w:t xml:space="preserve"> ingrese el siguiente JSON</w:t>
+      </w:r>
+    </w:p>
+    <w:p>
+      <w:pPr>
+        <w:pStyle w:val="Compact"/>
+        <w:spacing w:after="0" w:line="276" w:lineRule="auto"/>
+        <w:ind w:left="720"/>
+      </w:pPr>
+      <w:r>
+        <w:t>{</w:t>
+      </w:r>
+    </w:p>
+    <w:p>
+      <w:pPr>
+        <w:pStyle w:val="Compact"/>
+        <w:spacing w:after="0" w:line="276" w:lineRule="auto"/>
+        <w:ind w:left="720"/>
+        <w:rPr>
+          <w:lang w:val="es-MX"/>
+        </w:rPr>
+      </w:pPr>
+      <w:r>
+        <w:rPr>
+          <w:lang w:val="es-MX"/>
+        </w:rPr>
+        <w:t xml:space="preserve">  </w:t>
+      </w:r>
+      <w:r>
+        <w:rPr>
+          <w:color w:val="C00000"/>
+          <w:lang w:val="es-MX"/>
+        </w:rPr>
+        <w:t>"id"</w:t>
+      </w:r>
+      <w:r>
+        <w:rPr>
+          <w:color w:val="002060"/>
+          <w:lang w:val="es-MX"/>
+        </w:rPr>
+        <w:t>: "</w:t>
+      </w:r>
+      <w:proofErr w:type="spellStart"/>
+      <w:r>
+        <w:rPr>
+          <w:color w:val="002060"/>
+          <w:lang w:val="es-MX"/>
+        </w:rPr>
+        <w:t>string</w:t>
+      </w:r>
+      <w:proofErr w:type="spellEnd"/>
+      <w:r>
+        <w:rPr>
+          <w:color w:val="002060"/>
+          <w:lang w:val="es-MX"/>
+        </w:rPr>
+        <w:t>",</w:t>
+      </w:r>
+      <w:r>
+        <w:rPr>
+          <w:color w:val="002060"/>
+          <w:lang w:val="es-MX"/>
+        </w:rPr>
+        <w:t xml:space="preserve"> </w:t>
+      </w:r>
+      <w:r>
+        <w:rPr>
+          <w:color w:val="002060"/>
+        </w:rPr>
+        <w:sym w:font="Wingdings" w:char="F0E0"/>
+      </w:r>
+      <w:r>
+        <w:rPr>
+          <w:color w:val="002060"/>
+          <w:lang w:val="es-MX"/>
+        </w:rPr>
+        <w:t xml:space="preserve"> Id del nuevo expediente creado</w:t>
+      </w:r>
+    </w:p>
+    <w:p>
+      <w:pPr>
+        <w:pStyle w:val="Compact"/>
+        <w:spacing w:after="0" w:line="276" w:lineRule="auto"/>
+        <w:ind w:left="720"/>
+        <w:rPr>
+          <w:lang w:val="es-MX"/>
+        </w:rPr>
+      </w:pPr>
+      <w:r>
+        <w:rPr>
+          <w:lang w:val="es-MX"/>
+        </w:rPr>
+        <w:t xml:space="preserve">  </w:t>
+      </w:r>
+      <w:r>
+        <w:rPr>
+          <w:color w:val="C00000"/>
+          <w:lang w:val="es-MX"/>
+        </w:rPr>
+        <w:t>"</w:t>
+      </w:r>
+      <w:proofErr w:type="spellStart"/>
+      <w:r>
+        <w:rPr>
+          <w:color w:val="C00000"/>
+          <w:lang w:val="es-MX"/>
+        </w:rPr>
+        <w:t>claveExpediente</w:t>
+      </w:r>
+      <w:proofErr w:type="spellEnd"/>
+      <w:r>
+        <w:rPr>
+          <w:color w:val="C00000"/>
+          <w:lang w:val="es-MX"/>
+        </w:rPr>
+        <w:t>"</w:t>
+      </w:r>
+      <w:r>
+        <w:rPr>
+          <w:color w:val="002060"/>
+          <w:lang w:val="es-MX"/>
+        </w:rPr>
+        <w:t>: "</w:t>
+      </w:r>
+      <w:proofErr w:type="spellStart"/>
+      <w:r>
+        <w:rPr>
+          <w:color w:val="002060"/>
+          <w:lang w:val="es-MX"/>
+        </w:rPr>
+        <w:t>string</w:t>
+      </w:r>
+      <w:proofErr w:type="spellEnd"/>
+      <w:r>
+        <w:rPr>
+          <w:color w:val="002060"/>
+          <w:lang w:val="es-MX"/>
+        </w:rPr>
+        <w:t>",</w:t>
+      </w:r>
+      <w:r>
+        <w:rPr>
+          <w:color w:val="002060"/>
+          <w:lang w:val="es-MX"/>
+        </w:rPr>
+        <w:t xml:space="preserve"> </w:t>
+      </w:r>
+      <w:r>
+        <w:rPr>
+          <w:color w:val="002060"/>
+          <w:lang w:val="es-MX"/>
+        </w:rPr>
+        <w:sym w:font="Wingdings" w:char="F0E0"/>
+      </w:r>
+      <w:r>
+        <w:rPr>
+          <w:color w:val="002060"/>
+          <w:lang w:val="es-MX"/>
+        </w:rPr>
+        <w:t xml:space="preserve"> La clave del expediente puede ser modificado</w:t>
+      </w:r>
+    </w:p>
+    <w:p>
+      <w:pPr>
+        <w:pStyle w:val="Compact"/>
+        <w:spacing w:after="0" w:line="276" w:lineRule="auto"/>
+        <w:ind w:left="720"/>
+        <w:rPr>
+          <w:lang w:val="es-MX"/>
+        </w:rPr>
+      </w:pPr>
+      <w:r>
+        <w:rPr>
+          <w:lang w:val="es-MX"/>
+        </w:rPr>
+        <w:t xml:space="preserve">  </w:t>
+      </w:r>
+      <w:r>
+        <w:rPr>
+          <w:color w:val="C00000"/>
+          <w:lang w:val="es-MX"/>
+        </w:rPr>
+        <w:t>"</w:t>
+      </w:r>
+      <w:proofErr w:type="spellStart"/>
+      <w:r>
+        <w:rPr>
+          <w:color w:val="C00000"/>
+          <w:lang w:val="es-MX"/>
+        </w:rPr>
+        <w:t>ordenFabricacion</w:t>
+      </w:r>
+      <w:proofErr w:type="spellEnd"/>
+      <w:r>
+        <w:rPr>
+          <w:color w:val="C00000"/>
+          <w:lang w:val="es-MX"/>
+        </w:rPr>
+        <w:t>"</w:t>
+      </w:r>
+      <w:r>
+        <w:rPr>
+          <w:color w:val="002060"/>
+          <w:lang w:val="es-MX"/>
+        </w:rPr>
+        <w:t>: "</w:t>
+      </w:r>
+      <w:proofErr w:type="spellStart"/>
+      <w:r>
+        <w:rPr>
+          <w:color w:val="002060"/>
+          <w:lang w:val="es-MX"/>
+        </w:rPr>
+        <w:t>string</w:t>
+      </w:r>
+      <w:proofErr w:type="spellEnd"/>
+      <w:r>
+        <w:rPr>
+          <w:color w:val="002060"/>
+          <w:lang w:val="es-MX"/>
+        </w:rPr>
+        <w:t>",</w:t>
+      </w:r>
+      <w:r>
+        <w:rPr>
+          <w:lang w:val="es-MX"/>
+        </w:rPr>
+        <w:t xml:space="preserve"> </w:t>
+      </w:r>
+    </w:p>
+    <w:p>
+      <w:pPr>
+        <w:pStyle w:val="Compact"/>
+        <w:spacing w:after="0" w:line="276" w:lineRule="auto"/>
+        <w:ind w:left="720"/>
+        <w:rPr>
+          <w:lang w:val="es-MX"/>
+        </w:rPr>
+      </w:pPr>
+      <w:r>
+        <w:rPr>
+          <w:lang w:val="es-MX"/>
+        </w:rPr>
+        <w:t xml:space="preserve">  </w:t>
+      </w:r>
+      <w:r>
+        <w:rPr>
+          <w:color w:val="C00000"/>
+          <w:lang w:val="es-MX"/>
+        </w:rPr>
+        <w:t>"</w:t>
+      </w:r>
+      <w:proofErr w:type="spellStart"/>
+      <w:r>
+        <w:rPr>
+          <w:color w:val="C00000"/>
+          <w:lang w:val="es-MX"/>
+        </w:rPr>
+        <w:t>cantidadMuestras</w:t>
+      </w:r>
+      <w:proofErr w:type="spellEnd"/>
+      <w:r>
+        <w:rPr>
+          <w:color w:val="C00000"/>
+          <w:lang w:val="es-MX"/>
+        </w:rPr>
+        <w:t>"</w:t>
+      </w:r>
+      <w:r>
+        <w:rPr>
+          <w:color w:val="002060"/>
+          <w:lang w:val="es-MX"/>
+        </w:rPr>
+        <w:t>: 0,</w:t>
+      </w:r>
+      <w:r>
+        <w:rPr>
+          <w:color w:val="002060"/>
+          <w:lang w:val="es-MX"/>
+        </w:rPr>
+        <w:t xml:space="preserve"> </w:t>
+      </w:r>
+      <w:r>
+        <w:rPr>
+          <w:color w:val="002060"/>
+          <w:lang w:val="es-MX"/>
+        </w:rPr>
+        <w:sym w:font="Wingdings" w:char="F0E0"/>
+      </w:r>
+      <w:r>
+        <w:rPr>
+          <w:color w:val="002060"/>
+          <w:lang w:val="es-MX"/>
+        </w:rPr>
+        <w:t xml:space="preserve"> Puede actualizar este dato a su necesidad</w:t>
+      </w:r>
+    </w:p>
+    <w:p>
+      <w:pPr>
+        <w:pStyle w:val="Compact"/>
+        <w:spacing w:after="0" w:line="276" w:lineRule="auto"/>
+        <w:ind w:left="720"/>
+        <w:rPr>
+          <w:lang w:val="es-MX"/>
+        </w:rPr>
+      </w:pPr>
+      <w:r>
+        <w:rPr>
+          <w:lang w:val="es-MX"/>
+        </w:rPr>
+        <w:t xml:space="preserve">  </w:t>
+      </w:r>
+      <w:r>
+        <w:rPr>
+          <w:color w:val="C00000"/>
+          <w:lang w:val="es-MX"/>
+        </w:rPr>
+        <w:t>"</w:t>
+      </w:r>
+      <w:proofErr w:type="spellStart"/>
+      <w:r>
+        <w:rPr>
+          <w:color w:val="C00000"/>
+          <w:lang w:val="es-MX"/>
+        </w:rPr>
+        <w:t>maximoRechazos</w:t>
+      </w:r>
+      <w:proofErr w:type="spellEnd"/>
+      <w:r>
+        <w:rPr>
+          <w:color w:val="C00000"/>
+          <w:lang w:val="es-MX"/>
+        </w:rPr>
+        <w:t>"</w:t>
+      </w:r>
+      <w:r>
+        <w:rPr>
+          <w:color w:val="002060"/>
+          <w:lang w:val="es-MX"/>
+        </w:rPr>
+        <w:t>: 0,</w:t>
+      </w:r>
+    </w:p>
+    <w:p>
+      <w:pPr>
+        <w:pStyle w:val="Compact"/>
+        <w:spacing w:after="0" w:line="276" w:lineRule="auto"/>
+        <w:ind w:left="720"/>
+        <w:rPr>
+          <w:color w:val="002060"/>
+          <w:lang w:val="es-MX"/>
+        </w:rPr>
+      </w:pPr>
+      <w:r>
+        <w:rPr>
+          <w:lang w:val="es-MX"/>
+        </w:rPr>
+        <w:t xml:space="preserve">  </w:t>
+      </w:r>
+      <w:r>
+        <w:rPr>
+          <w:color w:val="C00000"/>
+          <w:lang w:val="es-MX"/>
+        </w:rPr>
+        <w:t>"muestras"</w:t>
+      </w:r>
+      <w:r>
+        <w:rPr>
+          <w:color w:val="002060"/>
+          <w:lang w:val="es-MX"/>
+        </w:rPr>
+        <w:t>: [</w:t>
+      </w:r>
+    </w:p>
+    <w:p>
+      <w:pPr>
+        <w:pStyle w:val="Compact"/>
+        <w:spacing w:after="0" w:line="276" w:lineRule="auto"/>
+        <w:ind w:left="720"/>
+        <w:rPr>
+          <w:color w:val="002060"/>
+          <w:lang w:val="es-MX"/>
+        </w:rPr>
+      </w:pPr>
+      <w:r>
+        <w:rPr>
+          <w:color w:val="002060"/>
+          <w:lang w:val="es-MX"/>
+        </w:rPr>
+        <w:t xml:space="preserve">    "</w:t>
+      </w:r>
+      <w:proofErr w:type="spellStart"/>
+      <w:r>
+        <w:rPr>
+          <w:color w:val="002060"/>
+          <w:lang w:val="es-MX"/>
+        </w:rPr>
+        <w:t>string</w:t>
+      </w:r>
+      <w:proofErr w:type="spellEnd"/>
+      <w:r>
+        <w:rPr>
+          <w:color w:val="002060"/>
+          <w:lang w:val="es-MX"/>
+        </w:rPr>
+        <w:t>"</w:t>
+      </w:r>
+      <w:r>
+        <w:rPr>
+          <w:color w:val="002060"/>
+          <w:lang w:val="es-MX"/>
+        </w:rPr>
+        <w:t xml:space="preserve"> </w:t>
+      </w:r>
+      <w:r>
+        <w:rPr>
+          <w:color w:val="002060"/>
+          <w:lang w:val="es-MX"/>
+        </w:rPr>
+        <w:sym w:font="Wingdings" w:char="F0E0"/>
+      </w:r>
+      <w:r>
+        <w:rPr>
+          <w:color w:val="002060"/>
+          <w:lang w:val="es-MX"/>
+        </w:rPr>
+        <w:t xml:space="preserve"> Puede modificar este dato</w:t>
+      </w:r>
+    </w:p>
+    <w:p>
+      <w:pPr>
+        <w:pStyle w:val="Compact"/>
+        <w:spacing w:after="0" w:line="276" w:lineRule="auto"/>
+        <w:ind w:left="720"/>
+        <w:rPr>
+          <w:color w:val="002060"/>
+          <w:lang w:val="es-MX"/>
+        </w:rPr>
+      </w:pPr>
+      <w:r>
+        <w:rPr>
+          <w:color w:val="002060"/>
+          <w:lang w:val="es-MX"/>
+        </w:rPr>
+        <w:t xml:space="preserve">  ]</w:t>
+      </w:r>
+    </w:p>
+    <w:p>
+      <w:pPr>
+        <w:pStyle w:val="Compact"/>
+        <w:spacing w:after="0" w:line="276" w:lineRule="auto"/>
+        <w:ind w:left="720"/>
+        <w:rPr>
+          <w:color w:val="002060"/>
+          <w:lang w:val="es-MX"/>
+        </w:rPr>
+      </w:pPr>
+      <w:r>
+        <w:rPr>
+          <w:color w:val="002060"/>
+          <w:lang w:val="es-MX"/>
+        </w:rPr>
+        <w:t>}</w:t>
+      </w:r>
+      <w:r>
+        <w:rPr>
+          <w:color w:val="002060"/>
+          <w:lang w:val="es-MX"/>
+        </w:rPr>
+        <w:br/>
+      </w:r>
+    </w:p>
+    <w:p>
+      <w:pPr>
+        <w:pStyle w:val="Compact"/>
+        <w:numPr>
+          <w:ilvl w:val="0"/>
+          <w:numId w:val="4"/>
+        </w:numPr>
+        <w:rPr>
+          <w:lang w:val="es-MX"/>
+        </w:rPr>
+      </w:pPr>
+      <w:r>
+        <w:rPr>
+          <w:lang w:val="es-MX"/>
+        </w:rPr>
+        <w:t xml:space="preserve">Verificar que </w:t>
+      </w:r>
+      <w:r>
+        <w:rPr>
+          <w:lang w:val="es-MX"/>
+        </w:rPr>
+        <w:t>se haya modificado</w:t>
+      </w:r>
+      <w:r>
+        <w:rPr>
+          <w:lang w:val="es-MX"/>
+        </w:rPr>
+        <w:t xml:space="preserve"> el expediente</w:t>
+      </w:r>
+      <w:r>
+        <w:rPr>
+          <w:lang w:val="es-MX"/>
+        </w:rPr>
+        <w:t xml:space="preserve"> correctamente y </w:t>
+      </w:r>
+      <w:r>
+        <w:rPr>
+          <w:lang w:val="es-MX"/>
+        </w:rPr>
+        <w:t xml:space="preserve">con respuesta </w:t>
+      </w:r>
+      <w:r>
+        <w:rPr>
+          <w:b/>
+          <w:bCs/>
+          <w:lang w:val="es-MX"/>
+        </w:rPr>
+        <w:t>200 OK</w:t>
+      </w:r>
+      <w:r>
+        <w:rPr>
+          <w:lang w:val="es-MX"/>
+        </w:rPr>
+        <w:t>.</w:t>
+      </w:r>
+    </w:p>
+    <w:p>
+      <w:r>
+        <w:pict w14:anchorId="2832113B">
+          <v:rect id="_x0000_i1028" style="width:0;height:1.5pt" o:hralign="center" o:hrstd="t" o:hr="t"/>
+        </w:pict>
+      </w:r>
+    </w:p>
+    <w:p>
+      <w:pPr>
+        <w:pStyle w:val="Ttulo3"/>
+      </w:pPr>
+      <w:bookmarkStart w:id="7" w:name="paso-4.-asignar-pruebas-al-expediente"/>
+      <w:bookmarkEnd w:id="6"/>
+      <w:r>
+        <w:t xml:space="preserve">Paso 4. </w:t>
+      </w:r>
+      <w:r>
+        <w:t>Verificación de Expedientes</w:t>
+      </w:r>
+    </w:p>
+    <w:p/>
+    <w:p>
+      <w:pPr>
+        <w:numPr>
+          <w:ilvl w:val="0"/>
+          <w:numId w:val="4"/>
+        </w:numPr>
+        <w:spacing w:after="200"/>
+      </w:pPr>
+      <w:r>
+        <w:t xml:space="preserve">Ir a </w:t>
+      </w:r>
+      <w:r>
+        <w:rPr>
+          <w:rStyle w:val="VerbatimChar"/>
+        </w:rPr>
+        <w:t>GET</w:t>
+      </w:r>
+      <w:r>
+        <w:rPr>
+          <w:rStyle w:val="VerbatimChar"/>
+        </w:rPr>
+        <w:t xml:space="preserve"> /F2_</w:t>
+      </w:r>
+      <w:r>
+        <w:rPr>
+          <w:rStyle w:val="VerbatimChar"/>
+        </w:rPr>
+        <w:t>PreparacionFabricacion</w:t>
+      </w:r>
+      <w:r>
+        <w:rPr>
+          <w:rStyle w:val="VerbatimChar"/>
+        </w:rPr>
+        <w:t xml:space="preserve"> /</w:t>
+      </w:r>
+      <w:proofErr w:type="spellStart"/>
+      <w:r>
+        <w:rPr>
+          <w:rStyle w:val="VerbatimChar"/>
+        </w:rPr>
+        <w:t>Expediente</w:t>
+      </w:r>
+      <w:r>
+        <w:rPr>
+          <w:rStyle w:val="VerbatimChar"/>
+        </w:rPr>
+        <w:t>Pruebas</w:t>
+      </w:r>
+      <w:proofErr w:type="spellEnd"/>
+      <w:r>
+        <w:t>.</w:t>
+      </w:r>
+      <w:r>
+        <w:br/>
+      </w:r>
+    </w:p>
+    <w:p>
+      <w:pPr>
+        <w:numPr>
+          <w:ilvl w:val="0"/>
+          <w:numId w:val="4"/>
+        </w:numPr>
+        <w:spacing w:after="200"/>
+      </w:pPr>
+      <w:r>
+        <w:t>Verificar los expedientes creados y actualizados con el método GET.</w:t>
+      </w:r>
+    </w:p>
+    <w:p>
+      <w:bookmarkStart w:id="8" w:name="paso-6.-actualizar-resultado-de-prueba"/>
+      <w:bookmarkEnd w:id="7"/>
+      <w:r>
+        <w:pict w14:anchorId="73E6C941">
+          <v:rect id="_x0000_i1031" style="width:0;height:1.5pt" o:hralign="center" o:hrstd="t" o:hr="t"/>
+        </w:pict>
+      </w:r>
+    </w:p>
+    <w:p>
+      <w:pPr>
+        <w:pStyle w:val="Ttulo2"/>
+        <w:rPr>
+          <w:b/>
+          <w:bCs/>
+          <w:sz w:val="28"/>
+          <w:szCs w:val="28"/>
+        </w:rPr>
+      </w:pPr>
+      <w:bookmarkStart w:id="9" w:name="resultados-esperados"/>
+      <w:bookmarkEnd w:id="3"/>
+      <w:bookmarkEnd w:id="8"/>
+      <w:r>
+        <w:rPr>
+          <w:b/>
+          <w:bCs/>
+          <w:sz w:val="28"/>
+          <w:szCs w:val="28"/>
+        </w:rPr>
+        <w:lastRenderedPageBreak/>
+        <w:t>5. Resultados esperados</w:t>
       </w:r>
     </w:p>
     <w:p>
@@ -600,99 +2059,19 @@
           <w:ilvl w:val="0"/>
           <w:numId w:val="3"/>
         </w:numPr>
-      </w:pPr>
-      <w:r>
-        <w:rPr>
-          <w:rStyle w:val="VerbatimChar"/>
-        </w:rPr>
-        <w:t>GET /F2_Expedientes/</w:t>
-      </w:r>
-      <w:proofErr w:type="spellStart"/>
-      <w:proofErr w:type="gramStart"/>
-      <w:r>
-        <w:rPr>
-          <w:rStyle w:val="VerbatimChar"/>
-        </w:rPr>
-        <w:t>Expediente</w:t>
-      </w:r>
-      <w:proofErr w:type="spellEnd"/>
-      <w:r>
-        <w:rPr>
-          <w:rStyle w:val="VerbatimChar"/>
-        </w:rPr>
-        <w:t>/{id}/</w:t>
-      </w:r>
-      <w:proofErr w:type="spellStart"/>
-      <w:proofErr w:type="gramEnd"/>
-      <w:r>
-        <w:rPr>
-          <w:rStyle w:val="VerbatimChar"/>
-        </w:rPr>
-        <w:t>Pruebas</w:t>
-      </w:r>
-      <w:proofErr w:type="spellEnd"/>
-      <w:r>
-        <w:t xml:space="preserve"> </w:t>
-      </w:r>
-      <w:r>
-        <w:rPr>
-          <w:i/>
-          <w:iCs/>
-        </w:rPr>
-        <w:t xml:space="preserve">→ </w:t>
-      </w:r>
-      <w:proofErr w:type="spellStart"/>
-      <w:r>
-        <w:rPr>
-          <w:i/>
-          <w:iCs/>
-        </w:rPr>
-        <w:t>Consultar</w:t>
-      </w:r>
-      <w:proofErr w:type="spellEnd"/>
-      <w:r>
-        <w:rPr>
-          <w:i/>
-          <w:iCs/>
-        </w:rPr>
-        <w:t xml:space="preserve"> </w:t>
-      </w:r>
-      <w:proofErr w:type="spellStart"/>
-      <w:r>
-        <w:rPr>
-          <w:i/>
-          <w:iCs/>
-        </w:rPr>
-        <w:t>pruebas</w:t>
-      </w:r>
-      <w:proofErr w:type="spellEnd"/>
-      <w:r>
-        <w:rPr>
-          <w:i/>
-          <w:iCs/>
-        </w:rPr>
-        <w:t xml:space="preserve"> de un </w:t>
-      </w:r>
-      <w:proofErr w:type="spellStart"/>
-      <w:r>
-        <w:rPr>
-          <w:i/>
-          <w:iCs/>
-        </w:rPr>
-        <w:t>expediente</w:t>
-      </w:r>
-      <w:proofErr w:type="spellEnd"/>
-      <w:r>
-        <w:rPr>
-          <w:i/>
-          <w:iCs/>
-        </w:rPr>
-        <w:t>.</w:t>
-      </w:r>
-      <w:r>
-        <w:rPr>
-          <w:i/>
-          <w:iCs/>
+        <w:rPr>
+          <w:lang w:val="es-MX"/>
+        </w:rPr>
+      </w:pPr>
+      <w:r>
+        <w:rPr>
+          <w:lang w:val="es-MX"/>
+        </w:rPr>
+        <w:t>El expediente queda registrado en el sistema.</w:t>
+      </w:r>
+      <w:r>
+        <w:rPr>
+          <w:lang w:val="es-MX"/>
         </w:rPr>
         <w:br/>
       </w:r>
@@ -705,1320 +2084,20 @@
           <w:numId w:val="3"/>
         </w:numPr>
         <w:rPr>
-          <w:i/>
-          <w:iCs/>
-        </w:rPr>
-      </w:pPr>
-      <w:r>
-        <w:rPr>
-          <w:rStyle w:val="VerbatimChar"/>
-        </w:rPr>
-        <w:t>PUT /F2_Expedientes/</w:t>
-      </w:r>
-      <w:proofErr w:type="spellStart"/>
-      <w:proofErr w:type="gramStart"/>
-      <w:r>
-        <w:rPr>
-          <w:rStyle w:val="VerbatimChar"/>
-        </w:rPr>
-        <w:t>Expediente</w:t>
-      </w:r>
-      <w:proofErr w:type="spellEnd"/>
-      <w:r>
-        <w:rPr>
-          <w:rStyle w:val="VerbatimChar"/>
-        </w:rPr>
-        <w:t>/{id}/</w:t>
-      </w:r>
-      <w:proofErr w:type="spellStart"/>
-      <w:proofErr w:type="gramEnd"/>
-      <w:r>
-        <w:rPr>
-          <w:rStyle w:val="VerbatimChar"/>
-        </w:rPr>
-        <w:t>Pruebas</w:t>
-      </w:r>
-      <w:proofErr w:type="spellEnd"/>
-      <w:r>
-        <w:rPr>
-          <w:rStyle w:val="VerbatimChar"/>
-        </w:rPr>
-        <w:t>/</w:t>
-      </w:r>
-      <w:proofErr w:type="spellStart"/>
-      <w:r>
-        <w:rPr>
-          <w:rStyle w:val="VerbatimChar"/>
-        </w:rPr>
-        <w:t>Resultado</w:t>
-      </w:r>
-      <w:proofErr w:type="spellEnd"/>
-      <w:r>
-        <w:t xml:space="preserve"> → </w:t>
-      </w:r>
-      <w:proofErr w:type="spellStart"/>
-      <w:r>
-        <w:rPr>
-          <w:i/>
-          <w:iCs/>
-        </w:rPr>
-        <w:t>Actualizar</w:t>
-      </w:r>
-      <w:proofErr w:type="spellEnd"/>
-      <w:r>
-        <w:rPr>
-          <w:i/>
-          <w:iCs/>
-        </w:rPr>
-        <w:t xml:space="preserve"> </w:t>
-      </w:r>
-      <w:proofErr w:type="spellStart"/>
-      <w:r>
-        <w:rPr>
-          <w:i/>
-          <w:iCs/>
-        </w:rPr>
-        <w:t>resultado</w:t>
-      </w:r>
-      <w:proofErr w:type="spellEnd"/>
-      <w:r>
-        <w:rPr>
-          <w:i/>
-          <w:iCs/>
-        </w:rPr>
-        <w:t xml:space="preserve"> de </w:t>
-      </w:r>
-      <w:proofErr w:type="spellStart"/>
-      <w:r>
-        <w:rPr>
-          <w:i/>
-          <w:iCs/>
-        </w:rPr>
-        <w:t>pruebas</w:t>
-      </w:r>
-      <w:proofErr w:type="spellEnd"/>
-      <w:r>
-        <w:rPr>
-          <w:i/>
-          <w:iCs/>
-        </w:rPr>
-        <w:t>.</w:t>
-      </w:r>
-    </w:p>
-    <w:p>
-      <w:pPr>
-        <w:pStyle w:val="Compact"/>
-        <w:ind w:left="720"/>
-      </w:pPr>
-    </w:p>
-    <w:p>
-      <w:pPr>
-        <w:pStyle w:val="Ttulo2"/>
-        <w:rPr>
-          <w:b/>
-          <w:bCs/>
-          <w:sz w:val="28"/>
-          <w:szCs w:val="28"/>
-        </w:rPr>
-      </w:pPr>
-      <w:bookmarkStart w:id="3" w:name="actividades-paso-a-paso"/>
-      <w:bookmarkEnd w:id="2"/>
-      <w:r>
-        <w:rPr>
-          <w:b/>
-          <w:bCs/>
-          <w:sz w:val="28"/>
-          <w:szCs w:val="28"/>
-        </w:rPr>
-        <w:t>4. Actividades paso a paso</w:t>
-      </w:r>
-    </w:p>
-    <w:p>
-      <w:pPr>
-        <w:pStyle w:val="Ttulo3"/>
-        <w:rPr>
-          <w:sz w:val="24"/>
-          <w:szCs w:val="24"/>
-        </w:rPr>
-      </w:pPr>
-      <w:bookmarkStart w:id="4" w:name="paso-1.-login-y-autorización"/>
-      <w:r>
-        <w:rPr>
-          <w:sz w:val="24"/>
-          <w:szCs w:val="24"/>
-        </w:rPr>
-        <w:t xml:space="preserve">Paso 1. </w:t>
-      </w:r>
-      <w:proofErr w:type="spellStart"/>
-      <w:r>
-        <w:rPr>
-          <w:sz w:val="24"/>
-          <w:szCs w:val="24"/>
-        </w:rPr>
-        <w:t>Login</w:t>
-      </w:r>
-      <w:proofErr w:type="spellEnd"/>
-      <w:r>
-        <w:rPr>
-          <w:sz w:val="24"/>
-          <w:szCs w:val="24"/>
-        </w:rPr>
-        <w:t xml:space="preserve"> y autorización</w:t>
-      </w:r>
-    </w:p>
-    <w:p>
-      <w:pPr>
-        <w:pStyle w:val="Compact"/>
-        <w:numPr>
-          <w:ilvl w:val="0"/>
-          <w:numId w:val="4"/>
-        </w:numPr>
-      </w:pPr>
-      <w:proofErr w:type="spellStart"/>
-      <w:r>
-        <w:t>Ir</w:t>
-      </w:r>
-      <w:proofErr w:type="spellEnd"/>
-      <w:r>
-        <w:t xml:space="preserve"> a </w:t>
-      </w:r>
-      <w:r>
-        <w:rPr>
-          <w:rStyle w:val="VerbatimChar"/>
-        </w:rPr>
-        <w:t>POST /F0_Acceso/Login</w:t>
-      </w:r>
-      <w:r>
-        <w:t>.</w:t>
-      </w:r>
-      <w:r>
+          <w:lang w:val="es-MX"/>
+        </w:rPr>
+      </w:pPr>
+      <w:r>
+        <w:rPr>
+          <w:lang w:val="es-MX"/>
+        </w:rPr>
+        <w:t>Es posible consultar el listado y ver el expediente creado.</w:t>
+      </w:r>
+      <w:r>
+        <w:rPr>
+          <w:lang w:val="es-MX"/>
+        </w:rPr>
         <w:br/>
-      </w:r>
-    </w:p>
-    <w:p>
-      <w:pPr>
-        <w:pStyle w:val="Compact"/>
-        <w:numPr>
-          <w:ilvl w:val="0"/>
-          <w:numId w:val="4"/>
-        </w:numPr>
-      </w:pPr>
-      <w:proofErr w:type="spellStart"/>
-      <w:r>
-        <w:t>Enviar</w:t>
-      </w:r>
-      <w:proofErr w:type="spellEnd"/>
-      <w:r>
-        <w:t xml:space="preserve"> </w:t>
-      </w:r>
-      <w:proofErr w:type="spellStart"/>
-      <w:r>
-        <w:t>credenciales</w:t>
-      </w:r>
-      <w:proofErr w:type="spellEnd"/>
-      <w:r>
-        <w:t xml:space="preserve"> de </w:t>
-      </w:r>
-      <w:proofErr w:type="spellStart"/>
-      <w:r>
-        <w:t>prueba</w:t>
-      </w:r>
-      <w:proofErr w:type="spellEnd"/>
-      <w:r>
-        <w:t>.</w:t>
-      </w:r>
-      <w:r>
-        <w:br/>
-      </w:r>
-    </w:p>
-    <w:p>
-      <w:pPr>
-        <w:pStyle w:val="Compact"/>
-        <w:numPr>
-          <w:ilvl w:val="0"/>
-          <w:numId w:val="4"/>
-        </w:numPr>
-      </w:pPr>
-      <w:proofErr w:type="spellStart"/>
-      <w:r>
-        <w:t>Copiar</w:t>
-      </w:r>
-      <w:proofErr w:type="spellEnd"/>
-      <w:r>
-        <w:t xml:space="preserve"> </w:t>
-      </w:r>
-      <w:proofErr w:type="spellStart"/>
-      <w:r>
-        <w:t>el</w:t>
-      </w:r>
-      <w:proofErr w:type="spellEnd"/>
-      <w:r>
-        <w:t xml:space="preserve"> token y </w:t>
-      </w:r>
-      <w:proofErr w:type="spellStart"/>
-      <w:r>
-        <w:t>configurarlo</w:t>
-      </w:r>
-      <w:proofErr w:type="spellEnd"/>
-      <w:r>
-        <w:t xml:space="preserve"> </w:t>
-      </w:r>
-      <w:proofErr w:type="spellStart"/>
-      <w:r>
-        <w:t>en</w:t>
-      </w:r>
-      <w:proofErr w:type="spellEnd"/>
-      <w:r>
-        <w:t xml:space="preserve"> </w:t>
-      </w:r>
-      <w:r>
-        <w:rPr>
-          <w:b/>
-          <w:bCs/>
-        </w:rPr>
-        <w:t>Authorize</w:t>
-      </w:r>
-      <w:r>
-        <w:t xml:space="preserve"> con </w:t>
-      </w:r>
-      <w:r>
-        <w:rPr>
-          <w:rStyle w:val="VerbatimChar"/>
-        </w:rPr>
-        <w:t>Bearer {token}</w:t>
-      </w:r>
-      <w:r>
-        <w:t>.</w:t>
-      </w:r>
-    </w:p>
-    <w:p>
-      <w:r>
-        <w:pict w14:anchorId="06F654D8">
-          <v:rect id="_x0000_i1053" style="width:0;height:1.5pt" o:hralign="center" o:hrstd="t" o:hr="t"/>
-        </w:pict>
-      </w:r>
-    </w:p>
-    <w:p>
-      <w:pPr>
-        <w:pStyle w:val="Ttulo3"/>
-        <w:rPr>
-          <w:sz w:val="24"/>
-          <w:szCs w:val="24"/>
-        </w:rPr>
-      </w:pPr>
-      <w:bookmarkStart w:id="5" w:name="paso-2.-crear-un-expediente"/>
-      <w:bookmarkEnd w:id="4"/>
-      <w:r>
-        <w:rPr>
-          <w:sz w:val="24"/>
-          <w:szCs w:val="24"/>
-        </w:rPr>
-        <w:lastRenderedPageBreak/>
-        <w:t>Paso 2. Crear un expediente</w:t>
-      </w:r>
-    </w:p>
-    <w:p>
-      <w:pPr>
-        <w:numPr>
-          <w:ilvl w:val="0"/>
-          <w:numId w:val="4"/>
-        </w:numPr>
-        <w:spacing w:after="200"/>
-      </w:pPr>
-      <w:r>
-        <w:t xml:space="preserve">Ir a </w:t>
-      </w:r>
-      <w:r>
-        <w:rPr>
-          <w:rStyle w:val="VerbatimChar"/>
-        </w:rPr>
-        <w:t>POST /F2_Expedientes/Expediente</w:t>
-      </w:r>
-      <w:r>
-        <w:t>.</w:t>
-      </w:r>
-      <w:r>
-        <w:br/>
-      </w:r>
-    </w:p>
-    <w:p>
-      <w:pPr>
-        <w:numPr>
-          <w:ilvl w:val="0"/>
-          <w:numId w:val="4"/>
-        </w:numPr>
-        <w:spacing w:after="200"/>
-      </w:pPr>
-      <w:r>
-        <w:t>Ingresar el siguiente JSON:</w:t>
-      </w:r>
-    </w:p>
-    <w:p>
-      <w:pPr>
-        <w:pStyle w:val="SourceCode"/>
-        <w:numPr>
-          <w:ilvl w:val="0"/>
-          <w:numId w:val="2"/>
-        </w:numPr>
-      </w:pPr>
-      <w:r>
-        <w:rPr>
-          <w:rStyle w:val="FunctionTok"/>
-        </w:rPr>
-        <w:t>{</w:t>
-      </w:r>
-      <w:r>
-        <w:br/>
-      </w:r>
-      <w:r>
-        <w:rPr>
-          <w:rStyle w:val="NormalTok"/>
-        </w:rPr>
-        <w:t xml:space="preserve">  </w:t>
-      </w:r>
-      <w:r>
-        <w:rPr>
-          <w:rStyle w:val="DataTypeTok"/>
-        </w:rPr>
-        <w:t>"</w:t>
-      </w:r>
-      <w:proofErr w:type="spellStart"/>
-      <w:r>
-        <w:rPr>
-          <w:rStyle w:val="DataTypeTok"/>
-        </w:rPr>
-        <w:t>codigo</w:t>
-      </w:r>
-      <w:proofErr w:type="spellEnd"/>
-      <w:r>
-        <w:rPr>
-          <w:rStyle w:val="DataTypeTok"/>
-        </w:rPr>
-        <w:t>"</w:t>
-      </w:r>
-      <w:r>
-        <w:rPr>
-          <w:rStyle w:val="FunctionTok"/>
-        </w:rPr>
-        <w:t>:</w:t>
-      </w:r>
-      <w:r>
-        <w:rPr>
-          <w:rStyle w:val="NormalTok"/>
-        </w:rPr>
-        <w:t xml:space="preserve"> </w:t>
-      </w:r>
-      <w:r>
-        <w:rPr>
-          <w:rStyle w:val="StringTok"/>
-        </w:rPr>
-        <w:t>"EXP-001"</w:t>
-      </w:r>
-      <w:r>
-        <w:rPr>
-          <w:rStyle w:val="FunctionTok"/>
-        </w:rPr>
-        <w:t>,</w:t>
-      </w:r>
-      <w:r>
-        <w:br/>
-      </w:r>
-      <w:r>
-        <w:rPr>
-          <w:rStyle w:val="NormalTok"/>
-        </w:rPr>
-        <w:t xml:space="preserve">  </w:t>
-      </w:r>
-      <w:r>
-        <w:rPr>
-          <w:rStyle w:val="DataTypeTok"/>
-        </w:rPr>
-        <w:t>"</w:t>
-      </w:r>
-      <w:proofErr w:type="spellStart"/>
-      <w:r>
-        <w:rPr>
-          <w:rStyle w:val="DataTypeTok"/>
-        </w:rPr>
-        <w:t>descripcion</w:t>
-      </w:r>
-      <w:proofErr w:type="spellEnd"/>
-      <w:r>
-        <w:rPr>
-          <w:rStyle w:val="DataTypeTok"/>
-        </w:rPr>
-        <w:t>"</w:t>
-      </w:r>
-      <w:r>
-        <w:rPr>
-          <w:rStyle w:val="FunctionTok"/>
-        </w:rPr>
-        <w:t>:</w:t>
-      </w:r>
-      <w:r>
-        <w:rPr>
-          <w:rStyle w:val="NormalTok"/>
-        </w:rPr>
-        <w:t xml:space="preserve"> </w:t>
-      </w:r>
-      <w:r>
-        <w:rPr>
-          <w:rStyle w:val="StringTok"/>
-        </w:rPr>
-        <w:t>"Expediente de pruebas para transformador 50kVA"</w:t>
-      </w:r>
-      <w:r>
-        <w:rPr>
-          <w:rStyle w:val="FunctionTok"/>
-        </w:rPr>
-        <w:t>,</w:t>
-      </w:r>
-      <w:r>
-        <w:br/>
-      </w:r>
-      <w:r>
-        <w:rPr>
-          <w:rStyle w:val="NormalTok"/>
-        </w:rPr>
-        <w:t xml:space="preserve">  </w:t>
-      </w:r>
-      <w:r>
-        <w:rPr>
-          <w:rStyle w:val="DataTypeTok"/>
-        </w:rPr>
-        <w:t>"</w:t>
-      </w:r>
-      <w:proofErr w:type="spellStart"/>
-      <w:r>
-        <w:rPr>
-          <w:rStyle w:val="DataTypeTok"/>
-        </w:rPr>
-        <w:t>fechaCreacion</w:t>
-      </w:r>
-      <w:proofErr w:type="spellEnd"/>
-      <w:r>
-        <w:rPr>
-          <w:rStyle w:val="DataTypeTok"/>
-        </w:rPr>
-        <w:t>"</w:t>
-      </w:r>
-      <w:r>
-        <w:rPr>
-          <w:rStyle w:val="FunctionTok"/>
-        </w:rPr>
-        <w:t>:</w:t>
-      </w:r>
-      <w:r>
-        <w:rPr>
-          <w:rStyle w:val="NormalTok"/>
-        </w:rPr>
-        <w:t xml:space="preserve"> </w:t>
-      </w:r>
-      <w:r>
-        <w:rPr>
-          <w:rStyle w:val="StringTok"/>
-        </w:rPr>
-        <w:t>"2025-09-04"</w:t>
-      </w:r>
-      <w:r>
-        <w:br/>
-      </w:r>
-      <w:r>
-        <w:rPr>
-          <w:rStyle w:val="FunctionTok"/>
-        </w:rPr>
-        <w:t>}</w:t>
-      </w:r>
-    </w:p>
-    <w:p>
-      <w:pPr>
-        <w:numPr>
-          <w:ilvl w:val="0"/>
-          <w:numId w:val="4"/>
-        </w:numPr>
-        <w:spacing w:after="200"/>
-      </w:pPr>
-      <w:r>
-        <w:t xml:space="preserve">Ejecutar y verificar que la respuesta sea </w:t>
-      </w:r>
-      <w:r>
-        <w:rPr>
-          <w:b/>
-          <w:bCs/>
-        </w:rPr>
-        <w:t xml:space="preserve">201 </w:t>
-      </w:r>
-      <w:proofErr w:type="spellStart"/>
-      <w:r>
-        <w:rPr>
-          <w:b/>
-          <w:bCs/>
-        </w:rPr>
-        <w:t>Created</w:t>
-      </w:r>
-      <w:proofErr w:type="spellEnd"/>
-      <w:r>
-        <w:t xml:space="preserve"> con el </w:t>
-      </w:r>
-      <w:r>
-        <w:rPr>
-          <w:rStyle w:val="VerbatimChar"/>
-        </w:rPr>
-        <w:t>id</w:t>
-      </w:r>
-      <w:r>
-        <w:t xml:space="preserve"> del nuevo expediente.</w:t>
-      </w:r>
-    </w:p>
-    <w:p>
-      <w:r>
-        <w:pict w14:anchorId="33218683">
-          <v:rect id="_x0000_i1054" style="width:0;height:1.5pt" o:hralign="center" o:hrstd="t" o:hr="t"/>
-        </w:pict>
-      </w:r>
-    </w:p>
-    <w:p>
-      <w:pPr>
-        <w:pStyle w:val="Ttulo3"/>
-      </w:pPr>
-      <w:bookmarkStart w:id="6" w:name="paso-3.-consultar-expedientes"/>
-      <w:bookmarkEnd w:id="5"/>
-      <w:r>
-        <w:t>Paso 3. Consultar expedientes</w:t>
-      </w:r>
-    </w:p>
-    <w:p>
-      <w:pPr>
-        <w:pStyle w:val="Compact"/>
-        <w:numPr>
-          <w:ilvl w:val="0"/>
-          <w:numId w:val="4"/>
-        </w:numPr>
-      </w:pPr>
-      <w:proofErr w:type="spellStart"/>
-      <w:r>
-        <w:t>Ir</w:t>
-      </w:r>
-      <w:proofErr w:type="spellEnd"/>
-      <w:r>
-        <w:t xml:space="preserve"> a </w:t>
-      </w:r>
-      <w:r>
-        <w:rPr>
-          <w:rStyle w:val="VerbatimChar"/>
-        </w:rPr>
-        <w:t>GET /F2_Expedientes/</w:t>
-      </w:r>
-      <w:proofErr w:type="spellStart"/>
-      <w:r>
-        <w:rPr>
-          <w:rStyle w:val="VerbatimChar"/>
-        </w:rPr>
-        <w:t>Expediente</w:t>
-      </w:r>
-      <w:proofErr w:type="spellEnd"/>
-      <w:r>
-        <w:t>.</w:t>
-      </w:r>
-      <w:r>
-        <w:br/>
-      </w:r>
-    </w:p>
-    <w:p>
-      <w:pPr>
-        <w:pStyle w:val="Compact"/>
-        <w:numPr>
-          <w:ilvl w:val="0"/>
-          <w:numId w:val="4"/>
-        </w:numPr>
-      </w:pPr>
-      <w:proofErr w:type="spellStart"/>
-      <w:r>
-        <w:t>Ejecutar</w:t>
-      </w:r>
-      <w:proofErr w:type="spellEnd"/>
-      <w:r>
-        <w:t>.</w:t>
-      </w:r>
-      <w:r>
-        <w:br/>
-      </w:r>
-    </w:p>
-    <w:p>
-      <w:pPr>
-        <w:pStyle w:val="Compact"/>
-        <w:numPr>
-          <w:ilvl w:val="0"/>
-          <w:numId w:val="4"/>
-        </w:numPr>
-      </w:pPr>
-      <w:proofErr w:type="spellStart"/>
-      <w:r>
-        <w:t>Verificar</w:t>
-      </w:r>
-      <w:proofErr w:type="spellEnd"/>
-      <w:r>
-        <w:t xml:space="preserve"> que </w:t>
-      </w:r>
-      <w:proofErr w:type="spellStart"/>
-      <w:r>
-        <w:t>aparezca</w:t>
-      </w:r>
-      <w:proofErr w:type="spellEnd"/>
-      <w:r>
-        <w:t xml:space="preserve"> </w:t>
-      </w:r>
-      <w:proofErr w:type="spellStart"/>
-      <w:r>
-        <w:t>el</w:t>
-      </w:r>
-      <w:proofErr w:type="spellEnd"/>
-      <w:r>
-        <w:t xml:space="preserve"> </w:t>
-      </w:r>
-      <w:proofErr w:type="spellStart"/>
-      <w:r>
-        <w:t>expediente</w:t>
-      </w:r>
-      <w:proofErr w:type="spellEnd"/>
-      <w:r>
-        <w:t xml:space="preserve"> </w:t>
-      </w:r>
-      <w:proofErr w:type="spellStart"/>
-      <w:r>
-        <w:t>recién</w:t>
-      </w:r>
-      <w:proofErr w:type="spellEnd"/>
-      <w:r>
-        <w:t xml:space="preserve"> </w:t>
-      </w:r>
-      <w:proofErr w:type="spellStart"/>
-      <w:r>
-        <w:t>creado</w:t>
-      </w:r>
-      <w:proofErr w:type="spellEnd"/>
-      <w:r>
-        <w:t>.</w:t>
-      </w:r>
-    </w:p>
-    <w:p>
-      <w:r>
-        <w:pict w14:anchorId="2832113B">
-          <v:rect id="_x0000_i1055" style="width:0;height:1.5pt" o:hralign="center" o:hrstd="t" o:hr="t"/>
-        </w:pict>
-      </w:r>
-    </w:p>
-    <w:p>
-      <w:pPr>
-        <w:pStyle w:val="Ttulo3"/>
-      </w:pPr>
-      <w:bookmarkStart w:id="7" w:name="paso-4.-asignar-pruebas-al-expediente"/>
-      <w:bookmarkEnd w:id="6"/>
-      <w:r>
-        <w:t>Paso 4. Asignar pruebas al expediente</w:t>
-      </w:r>
-    </w:p>
-    <w:p/>
-    <w:p>
-      <w:pPr>
-        <w:numPr>
-          <w:ilvl w:val="0"/>
-          <w:numId w:val="4"/>
-        </w:numPr>
-        <w:spacing w:after="200"/>
-      </w:pPr>
-      <w:r>
-        <w:t xml:space="preserve">Ir a </w:t>
-      </w:r>
-      <w:r>
-        <w:rPr>
-          <w:rStyle w:val="VerbatimChar"/>
-        </w:rPr>
-        <w:t>POST /F2_Expedientes/Expediente/{id}/Pruebas</w:t>
-      </w:r>
-      <w:r>
-        <w:t>.</w:t>
-      </w:r>
-      <w:r>
-        <w:br/>
-      </w:r>
-    </w:p>
-    <w:p>
-      <w:pPr>
-        <w:numPr>
-          <w:ilvl w:val="0"/>
-          <w:numId w:val="4"/>
-        </w:numPr>
-        <w:spacing w:after="200"/>
-      </w:pPr>
-      <w:r>
-        <w:t xml:space="preserve">Reemplazar </w:t>
-      </w:r>
-      <w:r>
-        <w:rPr>
-          <w:rStyle w:val="VerbatimChar"/>
-        </w:rPr>
-        <w:t>{id}</w:t>
-      </w:r>
-      <w:r>
-        <w:t xml:space="preserve"> por el id del expediente creado.</w:t>
-      </w:r>
-      <w:r>
-        <w:br/>
-      </w:r>
-    </w:p>
-    <w:p>
-      <w:pPr>
-        <w:numPr>
-          <w:ilvl w:val="0"/>
-          <w:numId w:val="4"/>
-        </w:numPr>
-        <w:spacing w:after="200"/>
-      </w:pPr>
-      <w:r>
-        <w:t>Enviar el siguiente JSON:</w:t>
-      </w:r>
-    </w:p>
-    <w:p>
-      <w:pPr>
-        <w:pStyle w:val="SourceCode"/>
-        <w:numPr>
-          <w:ilvl w:val="0"/>
-          <w:numId w:val="2"/>
-        </w:numPr>
-      </w:pPr>
-      <w:r>
-        <w:rPr>
-          <w:rStyle w:val="FunctionTok"/>
-        </w:rPr>
-        <w:t>{</w:t>
-      </w:r>
-      <w:r>
-        <w:br/>
-      </w:r>
-      <w:r>
-        <w:rPr>
-          <w:rStyle w:val="NormalTok"/>
-        </w:rPr>
-        <w:t xml:space="preserve">  </w:t>
-      </w:r>
-      <w:r>
-        <w:rPr>
-          <w:rStyle w:val="DataTypeTok"/>
-        </w:rPr>
-        <w:t>"</w:t>
-      </w:r>
-      <w:proofErr w:type="spellStart"/>
-      <w:r>
-        <w:rPr>
-          <w:rStyle w:val="DataTypeTok"/>
-        </w:rPr>
-        <w:t>idPrueba</w:t>
-      </w:r>
-      <w:proofErr w:type="spellEnd"/>
-      <w:r>
-        <w:rPr>
-          <w:rStyle w:val="DataTypeTok"/>
-        </w:rPr>
-        <w:t>"</w:t>
-      </w:r>
-      <w:r>
-        <w:rPr>
-          <w:rStyle w:val="FunctionTok"/>
-        </w:rPr>
-        <w:t>:</w:t>
-      </w:r>
-      <w:r>
-        <w:rPr>
-          <w:rStyle w:val="NormalTok"/>
-        </w:rPr>
-        <w:t xml:space="preserve"> </w:t>
-      </w:r>
-      <w:r>
-        <w:rPr>
-          <w:rStyle w:val="DecValTok"/>
-        </w:rPr>
-        <w:t>5</w:t>
-      </w:r>
-      <w:r>
-        <w:rPr>
-          <w:rStyle w:val="FunctionTok"/>
-        </w:rPr>
-        <w:t>,</w:t>
-      </w:r>
-      <w:r>
-        <w:br/>
-      </w:r>
-      <w:r>
-        <w:rPr>
-          <w:rStyle w:val="NormalTok"/>
-        </w:rPr>
-        <w:t xml:space="preserve">  </w:t>
-      </w:r>
-      <w:r>
-        <w:rPr>
-          <w:rStyle w:val="DataTypeTok"/>
-        </w:rPr>
-        <w:t>"observaciones"</w:t>
-      </w:r>
-      <w:r>
-        <w:rPr>
-          <w:rStyle w:val="FunctionTok"/>
-        </w:rPr>
-        <w:t>:</w:t>
-      </w:r>
-      <w:r>
-        <w:rPr>
-          <w:rStyle w:val="NormalTok"/>
-        </w:rPr>
-        <w:t xml:space="preserve"> </w:t>
-      </w:r>
-      <w:r>
-        <w:rPr>
-          <w:rStyle w:val="StringTok"/>
-        </w:rPr>
-        <w:t>"Se asigna prueba dieléctrica"</w:t>
-      </w:r>
-      <w:r>
-        <w:br/>
-      </w:r>
-      <w:r>
-        <w:rPr>
-          <w:rStyle w:val="FunctionTok"/>
-        </w:rPr>
-        <w:t>}</w:t>
-      </w:r>
-    </w:p>
-    <w:p>
-      <w:pPr>
-        <w:numPr>
-          <w:ilvl w:val="0"/>
-          <w:numId w:val="4"/>
-        </w:numPr>
-        <w:spacing w:after="200"/>
-      </w:pPr>
-      <w:r>
-        <w:t xml:space="preserve">Ejecutar y verificar respuesta </w:t>
-      </w:r>
-      <w:r>
-        <w:rPr>
-          <w:b/>
-          <w:bCs/>
-        </w:rPr>
-        <w:t>200 OK</w:t>
-      </w:r>
-      <w:r>
-        <w:t>.</w:t>
-      </w:r>
-    </w:p>
-    <w:p>
-      <w:r>
-        <w:pict w14:anchorId="23CBBC68">
-          <v:rect id="_x0000_i1056" style="width:0;height:1.5pt" o:hralign="center" o:hrstd="t" o:hr="t"/>
-        </w:pict>
-      </w:r>
-    </w:p>
-    <w:p>
-      <w:pPr>
-        <w:pStyle w:val="Ttulo3"/>
-        <w:rPr>
-          <w:b/>
-          <w:bCs/>
-        </w:rPr>
-      </w:pPr>
-      <w:bookmarkStart w:id="8" w:name="paso-5.-consultar-pruebas-del-expediente"/>
-      <w:bookmarkEnd w:id="7"/>
-    </w:p>
-    <w:p>
-      <w:pPr>
-        <w:pStyle w:val="Ttulo3"/>
-        <w:rPr>
-          <w:b/>
-          <w:bCs/>
-        </w:rPr>
-      </w:pPr>
-      <w:r>
-        <w:rPr>
-          <w:b/>
-          <w:bCs/>
-        </w:rPr>
-        <w:t>Paso 5. Consultar pruebas del expediente</w:t>
-      </w:r>
-    </w:p>
-    <w:p>
-      <w:pPr>
-        <w:pStyle w:val="Compact"/>
-        <w:numPr>
-          <w:ilvl w:val="0"/>
-          <w:numId w:val="4"/>
-        </w:numPr>
-      </w:pPr>
-      <w:proofErr w:type="spellStart"/>
-      <w:r>
-        <w:t>Ir</w:t>
-      </w:r>
-      <w:proofErr w:type="spellEnd"/>
-      <w:r>
-        <w:t xml:space="preserve"> a </w:t>
-      </w:r>
-      <w:r>
-        <w:rPr>
-          <w:rStyle w:val="VerbatimChar"/>
-        </w:rPr>
-        <w:t>GET /F2_Expedientes/</w:t>
-      </w:r>
-      <w:proofErr w:type="spellStart"/>
-      <w:proofErr w:type="gramStart"/>
-      <w:r>
-        <w:rPr>
-          <w:rStyle w:val="VerbatimChar"/>
-        </w:rPr>
-        <w:t>Expediente</w:t>
-      </w:r>
-      <w:proofErr w:type="spellEnd"/>
-      <w:r>
-        <w:rPr>
-          <w:rStyle w:val="VerbatimChar"/>
-        </w:rPr>
-        <w:t>/{id}/</w:t>
-      </w:r>
-      <w:proofErr w:type="spellStart"/>
-      <w:proofErr w:type="gramEnd"/>
-      <w:r>
-        <w:rPr>
-          <w:rStyle w:val="VerbatimChar"/>
-        </w:rPr>
-        <w:t>Pruebas</w:t>
-      </w:r>
-      <w:proofErr w:type="spellEnd"/>
-      <w:r>
-        <w:t>.</w:t>
-      </w:r>
-      <w:r>
-        <w:br/>
-      </w:r>
-    </w:p>
-    <w:p>
-      <w:pPr>
-        <w:pStyle w:val="Compact"/>
-        <w:numPr>
-          <w:ilvl w:val="0"/>
-          <w:numId w:val="4"/>
-        </w:numPr>
-      </w:pPr>
-      <w:proofErr w:type="spellStart"/>
-      <w:r>
-        <w:t>Ejecutar</w:t>
-      </w:r>
-      <w:proofErr w:type="spellEnd"/>
-      <w:r>
-        <w:t>.</w:t>
-      </w:r>
-      <w:r>
-        <w:br/>
-      </w:r>
-    </w:p>
-    <w:p>
-      <w:pPr>
-        <w:pStyle w:val="Compact"/>
-        <w:numPr>
-          <w:ilvl w:val="0"/>
-          <w:numId w:val="4"/>
-        </w:numPr>
-      </w:pPr>
-      <w:proofErr w:type="spellStart"/>
-      <w:r>
-        <w:t>Verificar</w:t>
-      </w:r>
-      <w:proofErr w:type="spellEnd"/>
-      <w:r>
-        <w:t xml:space="preserve"> que </w:t>
-      </w:r>
-      <w:proofErr w:type="spellStart"/>
-      <w:r>
-        <w:t>aparezca</w:t>
-      </w:r>
-      <w:proofErr w:type="spellEnd"/>
-      <w:r>
-        <w:t xml:space="preserve"> la </w:t>
-      </w:r>
-      <w:proofErr w:type="spellStart"/>
-      <w:r>
-        <w:t>prueba</w:t>
-      </w:r>
-      <w:proofErr w:type="spellEnd"/>
-      <w:r>
-        <w:t xml:space="preserve"> </w:t>
-      </w:r>
-      <w:proofErr w:type="spellStart"/>
-      <w:r>
-        <w:t>asignada</w:t>
-      </w:r>
-      <w:proofErr w:type="spellEnd"/>
-      <w:r>
-        <w:t>.</w:t>
-      </w:r>
-    </w:p>
-    <w:p>
-      <w:r>
-        <w:pict w14:anchorId="5A07AF8E">
-          <v:rect id="_x0000_i1057" style="width:0;height:1.5pt" o:hralign="center" o:hrstd="t" o:hr="t"/>
-        </w:pict>
-      </w:r>
-    </w:p>
-    <w:p>
-      <w:pPr>
-        <w:pStyle w:val="Ttulo3"/>
-        <w:rPr>
-          <w:b/>
-          <w:bCs/>
-        </w:rPr>
-      </w:pPr>
-      <w:bookmarkStart w:id="9" w:name="paso-6.-actualizar-resultado-de-prueba"/>
-      <w:bookmarkEnd w:id="8"/>
-      <w:r>
-        <w:rPr>
-          <w:b/>
-          <w:bCs/>
-        </w:rPr>
-        <w:t>Paso 6. Actualizar resultado de prueba</w:t>
-      </w:r>
-    </w:p>
-    <w:p>
-      <w:pPr>
-        <w:numPr>
-          <w:ilvl w:val="0"/>
-          <w:numId w:val="4"/>
-        </w:numPr>
-        <w:spacing w:after="200"/>
-      </w:pPr>
-      <w:r>
-        <w:t xml:space="preserve">Ir a </w:t>
-      </w:r>
-      <w:r>
-        <w:rPr>
-          <w:rStyle w:val="VerbatimChar"/>
-        </w:rPr>
-        <w:t>PUT /F2_Expedientes/Expediente/{id}/Pruebas/Resultado</w:t>
-      </w:r>
-      <w:r>
-        <w:t>.</w:t>
-      </w:r>
-      <w:r>
-        <w:br/>
-      </w:r>
-    </w:p>
-    <w:p>
-      <w:pPr>
-        <w:numPr>
-          <w:ilvl w:val="0"/>
-          <w:numId w:val="4"/>
-        </w:numPr>
-        <w:spacing w:after="200"/>
-      </w:pPr>
-      <w:r>
-        <w:t>Ingresar el siguiente JSON:</w:t>
-      </w:r>
-    </w:p>
-    <w:p>
-      <w:pPr>
-        <w:pStyle w:val="SourceCode"/>
-        <w:numPr>
-          <w:ilvl w:val="0"/>
-          <w:numId w:val="2"/>
-        </w:numPr>
-      </w:pPr>
-      <w:r>
-        <w:rPr>
-          <w:rStyle w:val="FunctionTok"/>
-        </w:rPr>
-        <w:t>{</w:t>
-      </w:r>
-      <w:r>
-        <w:br/>
-      </w:r>
-      <w:r>
-        <w:rPr>
-          <w:rStyle w:val="NormalTok"/>
-        </w:rPr>
-        <w:t xml:space="preserve">  </w:t>
-      </w:r>
-      <w:r>
-        <w:rPr>
-          <w:rStyle w:val="DataTypeTok"/>
-        </w:rPr>
-        <w:t>"</w:t>
-      </w:r>
-      <w:proofErr w:type="spellStart"/>
-      <w:r>
-        <w:rPr>
-          <w:rStyle w:val="DataTypeTok"/>
-        </w:rPr>
-        <w:t>idPrueba</w:t>
-      </w:r>
-      <w:proofErr w:type="spellEnd"/>
-      <w:r>
-        <w:rPr>
-          <w:rStyle w:val="DataTypeTok"/>
-        </w:rPr>
-        <w:t>"</w:t>
-      </w:r>
-      <w:r>
-        <w:rPr>
-          <w:rStyle w:val="FunctionTok"/>
-        </w:rPr>
-        <w:t>:</w:t>
-      </w:r>
-      <w:r>
-        <w:rPr>
-          <w:rStyle w:val="NormalTok"/>
-        </w:rPr>
-        <w:t xml:space="preserve"> </w:t>
-      </w:r>
-      <w:r>
-        <w:rPr>
-          <w:rStyle w:val="DecValTok"/>
-        </w:rPr>
-        <w:t>5</w:t>
-      </w:r>
-      <w:r>
-        <w:rPr>
-          <w:rStyle w:val="FunctionTok"/>
-        </w:rPr>
-        <w:t>,</w:t>
-      </w:r>
-      <w:r>
-        <w:br/>
-      </w:r>
-      <w:r>
-        <w:rPr>
-          <w:rStyle w:val="NormalTok"/>
-        </w:rPr>
-        <w:t xml:space="preserve">  </w:t>
-      </w:r>
-      <w:r>
-        <w:rPr>
-          <w:rStyle w:val="DataTypeTok"/>
-        </w:rPr>
-        <w:t>"resultado"</w:t>
-      </w:r>
-      <w:r>
-        <w:rPr>
-          <w:rStyle w:val="FunctionTok"/>
-        </w:rPr>
-        <w:t>:</w:t>
-      </w:r>
-      <w:r>
-        <w:rPr>
-          <w:rStyle w:val="NormalTok"/>
-        </w:rPr>
-        <w:t xml:space="preserve"> </w:t>
-      </w:r>
-      <w:r>
-        <w:rPr>
-          <w:rStyle w:val="StringTok"/>
-        </w:rPr>
-        <w:t>"SATISFACTORIO"</w:t>
-      </w:r>
-      <w:r>
-        <w:rPr>
-          <w:rStyle w:val="FunctionTok"/>
-        </w:rPr>
-        <w:t>,</w:t>
-      </w:r>
-      <w:r>
-        <w:br/>
-      </w:r>
-      <w:r>
-        <w:rPr>
-          <w:rStyle w:val="NormalTok"/>
-        </w:rPr>
-        <w:t xml:space="preserve">  </w:t>
-      </w:r>
-      <w:r>
-        <w:rPr>
-          <w:rStyle w:val="DataTypeTok"/>
-        </w:rPr>
-        <w:t>"fecha"</w:t>
-      </w:r>
-      <w:r>
-        <w:rPr>
-          <w:rStyle w:val="FunctionTok"/>
-        </w:rPr>
-        <w:t>:</w:t>
-      </w:r>
-      <w:r>
-        <w:rPr>
-          <w:rStyle w:val="NormalTok"/>
-        </w:rPr>
-        <w:t xml:space="preserve"> </w:t>
-      </w:r>
-      <w:r>
-        <w:rPr>
-          <w:rStyle w:val="StringTok"/>
-        </w:rPr>
-        <w:t>"2025-09-04"</w:t>
-      </w:r>
-      <w:r>
-        <w:br/>
-      </w:r>
-      <w:r>
-        <w:rPr>
-          <w:rStyle w:val="FunctionTok"/>
-        </w:rPr>
-        <w:t>}</w:t>
-      </w:r>
-    </w:p>
-    <w:p>
-      <w:pPr>
-        <w:numPr>
-          <w:ilvl w:val="0"/>
-          <w:numId w:val="4"/>
-        </w:numPr>
-        <w:spacing w:after="200"/>
-      </w:pPr>
-      <w:r>
-        <w:t xml:space="preserve">Ejecutar y verificar respuesta </w:t>
-      </w:r>
-      <w:r>
-        <w:rPr>
-          <w:b/>
-          <w:bCs/>
-        </w:rPr>
-        <w:t>200 OK</w:t>
-      </w:r>
-      <w:r>
-        <w:t>.</w:t>
-      </w:r>
-    </w:p>
-    <w:p>
-      <w:r>
-        <w:pict w14:anchorId="73E6C941">
-          <v:rect id="_x0000_i1058" style="width:0;height:1.5pt" o:hralign="center" o:hrstd="t" o:hr="t"/>
-        </w:pict>
-      </w:r>
-    </w:p>
-    <w:p>
-      <w:pPr>
-        <w:pStyle w:val="Ttulo2"/>
-        <w:rPr>
-          <w:b/>
-          <w:bCs/>
-          <w:sz w:val="28"/>
-          <w:szCs w:val="28"/>
-        </w:rPr>
-      </w:pPr>
-      <w:bookmarkStart w:id="10" w:name="resultados-esperados"/>
-      <w:bookmarkEnd w:id="3"/>
-      <w:bookmarkEnd w:id="9"/>
-      <w:r>
-        <w:rPr>
-          <w:b/>
-          <w:bCs/>
-          <w:sz w:val="28"/>
-          <w:szCs w:val="28"/>
-        </w:rPr>
-        <w:t>5. Resultados esperados</w:t>
       </w:r>
     </w:p>
     <w:p>
@@ -2028,59 +2107,20 @@
           <w:ilvl w:val="0"/>
           <w:numId w:val="3"/>
         </w:numPr>
-      </w:pPr>
-      <w:r>
-        <w:t xml:space="preserve">El </w:t>
-      </w:r>
-      <w:proofErr w:type="spellStart"/>
-      <w:r>
-        <w:t>expediente</w:t>
-      </w:r>
-      <w:proofErr w:type="spellEnd"/>
-      <w:r>
-        <w:t xml:space="preserve"> </w:t>
-      </w:r>
-      <w:proofErr w:type="spellStart"/>
-      <w:r>
-        <w:t>queda</w:t>
-      </w:r>
-      <w:proofErr w:type="spellEnd"/>
-      <w:r>
-        <w:t xml:space="preserve"> </w:t>
-      </w:r>
-      <w:proofErr w:type="spellStart"/>
-      <w:r>
-        <w:t>registrado</w:t>
-      </w:r>
-      <w:proofErr w:type="spellEnd"/>
-      <w:r>
-        <w:t xml:space="preserve"> </w:t>
-      </w:r>
-      <w:proofErr w:type="spellStart"/>
-      <w:r>
-        <w:t>en</w:t>
-      </w:r>
-      <w:proofErr w:type="spellEnd"/>
-      <w:r>
-        <w:t xml:space="preserve"> </w:t>
-      </w:r>
-      <w:proofErr w:type="spellStart"/>
-      <w:r>
-        <w:t>el</w:t>
-      </w:r>
-      <w:proofErr w:type="spellEnd"/>
-      <w:r>
-        <w:t xml:space="preserve"> </w:t>
-      </w:r>
-      <w:proofErr w:type="spellStart"/>
-      <w:r>
-        <w:t>sistema</w:t>
-      </w:r>
-      <w:proofErr w:type="spellEnd"/>
-      <w:r>
-        <w:t>.</w:t>
-      </w:r>
-      <w:r>
+        <w:rPr>
+          <w:lang w:val="es-MX"/>
+        </w:rPr>
+      </w:pPr>
+      <w:r>
+        <w:rPr>
+          <w:lang w:val="es-MX"/>
+        </w:rPr>
+        <w:t>La prueba queda asignada al expediente.</w:t>
+      </w:r>
+      <w:r>
+        <w:rPr>
+          <w:lang w:val="es-MX"/>
+        </w:rPr>
         <w:br/>
       </w:r>
     </w:p>
@@ -2091,76 +2131,37 @@
           <w:ilvl w:val="0"/>
           <w:numId w:val="3"/>
         </w:numPr>
-      </w:pPr>
-      <w:r>
-        <w:t xml:space="preserve">Es </w:t>
-      </w:r>
-      <w:proofErr w:type="spellStart"/>
-      <w:r>
-        <w:t>posible</w:t>
-      </w:r>
-      <w:proofErr w:type="spellEnd"/>
-      <w:r>
-        <w:t xml:space="preserve"> </w:t>
-      </w:r>
-      <w:proofErr w:type="spellStart"/>
-      <w:r>
-        <w:t>consultar</w:t>
-      </w:r>
-      <w:proofErr w:type="spellEnd"/>
-      <w:r>
-        <w:t xml:space="preserve"> </w:t>
-      </w:r>
-      <w:proofErr w:type="spellStart"/>
-      <w:r>
-        <w:t>el</w:t>
-      </w:r>
-      <w:proofErr w:type="spellEnd"/>
-      <w:r>
-        <w:t xml:space="preserve"> </w:t>
-      </w:r>
-      <w:proofErr w:type="spellStart"/>
-      <w:r>
-        <w:t>listado</w:t>
-      </w:r>
-      <w:proofErr w:type="spellEnd"/>
-      <w:r>
-        <w:t xml:space="preserve"> y </w:t>
-      </w:r>
-      <w:proofErr w:type="spellStart"/>
-      <w:r>
-        <w:t>ver</w:t>
-      </w:r>
-      <w:proofErr w:type="spellEnd"/>
-      <w:r>
-        <w:t xml:space="preserve"> </w:t>
-      </w:r>
-      <w:proofErr w:type="spellStart"/>
-      <w:r>
-        <w:t>el</w:t>
-      </w:r>
-      <w:proofErr w:type="spellEnd"/>
-      <w:r>
-        <w:t xml:space="preserve"> </w:t>
-      </w:r>
-      <w:proofErr w:type="spellStart"/>
-      <w:r>
-        <w:t>expediente</w:t>
-      </w:r>
-      <w:proofErr w:type="spellEnd"/>
-      <w:r>
-        <w:t xml:space="preserve"> </w:t>
-      </w:r>
-      <w:proofErr w:type="spellStart"/>
-      <w:r>
-        <w:t>creado</w:t>
-      </w:r>
-      <w:proofErr w:type="spellEnd"/>
-      <w:r>
-        <w:t>.</w:t>
-      </w:r>
-      <w:r>
-        <w:br/>
+        <w:rPr>
+          <w:lang w:val="es-MX"/>
+        </w:rPr>
+      </w:pPr>
+      <w:r>
+        <w:rPr>
+          <w:lang w:val="es-MX"/>
+        </w:rPr>
+        <w:t>El resultado de la prueba se actualiza correctamente.</w:t>
+      </w:r>
+    </w:p>
+    <w:p>
+      <w:pPr>
+        <w:pStyle w:val="Ttulo2"/>
+        <w:rPr>
+          <w:b/>
+          <w:bCs/>
+          <w:sz w:val="28"/>
+          <w:szCs w:val="28"/>
+        </w:rPr>
+      </w:pPr>
+      <w:bookmarkStart w:id="10" w:name="errores-comunes"/>
+      <w:bookmarkEnd w:id="9"/>
+      <w:r>
+        <w:rPr>
+          <w:b/>
+          <w:bCs/>
+          <w:sz w:val="28"/>
+          <w:szCs w:val="28"/>
+        </w:rPr>
+        <w:t>6. Errores comunes</w:t>
       </w:r>
     </w:p>
     <w:p>
@@ -2172,35 +2173,26 @@
         </w:numPr>
       </w:pPr>
       <w:r>
-        <w:t xml:space="preserve">La </w:t>
+        <w:rPr>
+          <w:b/>
+          <w:bCs/>
+        </w:rPr>
+        <w:t>401 Unauthorized</w:t>
+      </w:r>
+      <w:r>
+        <w:t xml:space="preserve"> → Token </w:t>
       </w:r>
       <w:proofErr w:type="spellStart"/>
       <w:r>
-        <w:t>prueba</w:t>
+        <w:t>inválido</w:t>
       </w:r>
       <w:proofErr w:type="spellEnd"/>
       <w:r>
-        <w:t xml:space="preserve"> </w:t>
+        <w:t xml:space="preserve"> o no </w:t>
       </w:r>
       <w:proofErr w:type="spellStart"/>
       <w:r>
-        <w:t>queda</w:t>
-      </w:r>
-      <w:proofErr w:type="spellEnd"/>
-      <w:r>
-        <w:t xml:space="preserve"> </w:t>
-      </w:r>
-      <w:proofErr w:type="spellStart"/>
-      <w:r>
-        <w:t>asignada</w:t>
-      </w:r>
-      <w:proofErr w:type="spellEnd"/>
-      <w:r>
-        <w:t xml:space="preserve"> al </w:t>
-      </w:r>
-      <w:proofErr w:type="spellStart"/>
-      <w:r>
-        <w:t>expediente</w:t>
+        <w:t>configurado</w:t>
       </w:r>
       <w:proofErr w:type="spellEnd"/>
       <w:r>
@@ -2219,61 +2211,33 @@
         </w:numPr>
       </w:pPr>
       <w:r>
-        <w:t xml:space="preserve">El </w:t>
-      </w:r>
-      <w:proofErr w:type="spellStart"/>
-      <w:r>
-        <w:t>resultado</w:t>
-      </w:r>
-      <w:proofErr w:type="spellEnd"/>
-      <w:r>
-        <w:t xml:space="preserve"> de la </w:t>
-      </w:r>
-      <w:proofErr w:type="spellStart"/>
-      <w:r>
-        <w:t>prueba</w:t>
-      </w:r>
-      <w:proofErr w:type="spellEnd"/>
-      <w:r>
-        <w:t xml:space="preserve"> se </w:t>
-      </w:r>
-      <w:proofErr w:type="spellStart"/>
-      <w:r>
-        <w:t>actualiza</w:t>
-      </w:r>
-      <w:proofErr w:type="spellEnd"/>
-      <w:r>
-        <w:t xml:space="preserve"> </w:t>
-      </w:r>
-      <w:proofErr w:type="spellStart"/>
-      <w:r>
-        <w:t>correctamente</w:t>
-      </w:r>
-      <w:proofErr w:type="spellEnd"/>
-      <w:r>
-        <w:t>.</w:t>
-      </w:r>
-    </w:p>
-    <w:p>
-      <w:pPr>
-        <w:pStyle w:val="Ttulo2"/>
         <w:rPr>
           <w:b/>
           <w:bCs/>
-          <w:sz w:val="28"/>
-          <w:szCs w:val="28"/>
-        </w:rPr>
-      </w:pPr>
-      <w:bookmarkStart w:id="11" w:name="errores-comunes"/>
-      <w:bookmarkEnd w:id="10"/>
-      <w:r>
-        <w:rPr>
-          <w:b/>
-          <w:bCs/>
-          <w:sz w:val="28"/>
-          <w:szCs w:val="28"/>
-        </w:rPr>
-        <w:t>6. Errores comunes</w:t>
+        </w:rPr>
+        <w:t>400 Bad Request</w:t>
+      </w:r>
+      <w:r>
+        <w:t xml:space="preserve"> → JSON mal </w:t>
+      </w:r>
+      <w:proofErr w:type="spellStart"/>
+      <w:r>
+        <w:t>formado</w:t>
+      </w:r>
+      <w:proofErr w:type="spellEnd"/>
+      <w:r>
+        <w:t xml:space="preserve"> o campos </w:t>
+      </w:r>
+      <w:proofErr w:type="spellStart"/>
+      <w:r>
+        <w:t>faltantes</w:t>
+      </w:r>
+      <w:proofErr w:type="spellEnd"/>
+      <w:r>
+        <w:t>.</w:t>
+      </w:r>
+      <w:r>
+        <w:br/>
       </w:r>
     </w:p>
     <w:p>
@@ -2283,34 +2247,56 @@
           <w:ilvl w:val="0"/>
           <w:numId w:val="3"/>
         </w:numPr>
+        <w:rPr>
+          <w:lang w:val="es-MX"/>
+        </w:rPr>
       </w:pPr>
       <w:r>
         <w:rPr>
           <w:b/>
           <w:bCs/>
-        </w:rPr>
-        <w:t>401 Unauthorized</w:t>
-      </w:r>
-      <w:r>
-        <w:t xml:space="preserve"> → Token </w:t>
+          <w:lang w:val="es-MX"/>
+        </w:rPr>
+        <w:t xml:space="preserve">404 </w:t>
       </w:r>
       <w:proofErr w:type="spellStart"/>
       <w:r>
-        <w:t>inválido</w:t>
+        <w:rPr>
+          <w:b/>
+          <w:bCs/>
+          <w:lang w:val="es-MX"/>
+        </w:rPr>
+        <w:t>Not</w:t>
       </w:r>
       <w:proofErr w:type="spellEnd"/>
       <w:r>
-        <w:t xml:space="preserve"> o no </w:t>
+        <w:rPr>
+          <w:b/>
+          <w:bCs/>
+          <w:lang w:val="es-MX"/>
+        </w:rPr>
+        <w:t xml:space="preserve"> </w:t>
       </w:r>
       <w:proofErr w:type="spellStart"/>
       <w:r>
-        <w:t>configurado</w:t>
+        <w:rPr>
+          <w:b/>
+          <w:bCs/>
+          <w:lang w:val="es-MX"/>
+        </w:rPr>
+        <w:t>Found</w:t>
       </w:r>
       <w:proofErr w:type="spellEnd"/>
       <w:r>
-        <w:t>.</w:t>
-      </w:r>
-      <w:r>
+        <w:rPr>
+          <w:lang w:val="es-MX"/>
+        </w:rPr>
+        <w:t xml:space="preserve"> → Id de expediente o prueba inexistente.</w:t>
+      </w:r>
+      <w:r>
+        <w:rPr>
+          <w:lang w:val="es-MX"/>
+        </w:rPr>
         <w:br/>
       </w:r>
     </w:p>
@@ -2321,128 +2307,36 @@
           <w:ilvl w:val="0"/>
           <w:numId w:val="3"/>
         </w:numPr>
+        <w:rPr>
+          <w:lang w:val="es-MX"/>
+        </w:rPr>
       </w:pPr>
       <w:r>
         <w:rPr>
           <w:b/>
           <w:bCs/>
-        </w:rPr>
-        <w:t>400 Bad Request</w:t>
-      </w:r>
-      <w:r>
-        <w:t xml:space="preserve"> → JSON mal </w:t>
+          <w:lang w:val="es-MX"/>
+        </w:rPr>
+        <w:t xml:space="preserve">409 </w:t>
       </w:r>
       <w:proofErr w:type="spellStart"/>
-      <w:r>
-        <w:t>formado</w:t>
-      </w:r>
-      <w:proofErr w:type="spellEnd"/>
-      <w:r>
-        <w:t xml:space="preserve"> o campos </w:t>
-      </w:r>
-      <w:proofErr w:type="spellStart"/>
-      <w:r>
-        <w:t>faltantes</w:t>
-      </w:r>
-      <w:proofErr w:type="spellEnd"/>
-      <w:r>
-        <w:t>.</w:t>
-      </w:r>
-      <w:r>
-        <w:br/>
-      </w:r>
-    </w:p>
-    <w:p>
-      <w:pPr>
-        <w:pStyle w:val="Compact"/>
-        <w:numPr>
-          <w:ilvl w:val="0"/>
-          <w:numId w:val="3"/>
-        </w:numPr>
-      </w:pPr>
       <w:r>
         <w:rPr>
           <w:b/>
           <w:bCs/>
-        </w:rPr>
-        <w:t>404 Not Found</w:t>
-      </w:r>
-      <w:r>
-        <w:t xml:space="preserve"> → Id de </w:t>
-      </w:r>
-      <w:proofErr w:type="spellStart"/>
-      <w:r>
-        <w:t>expediente</w:t>
+          <w:lang w:val="es-MX"/>
+        </w:rPr>
+        <w:t>Conflict</w:t>
       </w:r>
       <w:proofErr w:type="spellEnd"/>
       <w:r>
-        <w:t xml:space="preserve"> o </w:t>
-      </w:r>
-      <w:proofErr w:type="spellStart"/>
-      <w:r>
-        <w:t>prueba</w:t>
-      </w:r>
-      <w:proofErr w:type="spellEnd"/>
-      <w:r>
-        <w:t xml:space="preserve"> </w:t>
-      </w:r>
-      <w:proofErr w:type="spellStart"/>
-      <w:r>
-        <w:t>inexistente</w:t>
-      </w:r>
-      <w:proofErr w:type="spellEnd"/>
-      <w:r>
-        <w:t>.</w:t>
-      </w:r>
-      <w:r>
-        <w:br/>
-      </w:r>
-    </w:p>
-    <w:p>
-      <w:pPr>
-        <w:pStyle w:val="Compact"/>
-        <w:numPr>
-          <w:ilvl w:val="0"/>
-          <w:numId w:val="3"/>
-        </w:numPr>
-      </w:pPr>
-      <w:r>
-        <w:rPr>
-          <w:b/>
-          <w:bCs/>
-        </w:rPr>
-        <w:lastRenderedPageBreak/>
-        <w:t>409 Conflict</w:t>
-      </w:r>
-      <w:r>
-        <w:t xml:space="preserve"> → </w:t>
-      </w:r>
-      <w:proofErr w:type="spellStart"/>
-      <w:r>
-        <w:t>Intento</w:t>
-      </w:r>
-      <w:proofErr w:type="spellEnd"/>
-      <w:r>
-        <w:t xml:space="preserve"> de registrar un </w:t>
-      </w:r>
-      <w:proofErr w:type="spellStart"/>
-      <w:r>
-        <w:t>expediente</w:t>
-      </w:r>
-      <w:proofErr w:type="spellEnd"/>
-      <w:r>
-        <w:t xml:space="preserve"> </w:t>
-      </w:r>
-      <w:proofErr w:type="spellStart"/>
-      <w:r>
-        <w:t>duplicado</w:t>
-      </w:r>
-      <w:proofErr w:type="spellEnd"/>
-      <w:r>
-        <w:t>.</w:t>
-      </w:r>
-    </w:p>
-    <w:bookmarkEnd w:id="11"/>
+        <w:rPr>
+          <w:lang w:val="es-MX"/>
+        </w:rPr>
+        <w:t xml:space="preserve"> → Intento de registrar un expediente duplicado.</w:t>
+      </w:r>
+    </w:p>
+    <w:bookmarkEnd w:id="10"/>
     <w:p>
       <w:pPr>
         <w:rPr>
@@ -2713,7 +2607,7 @@
 <w:numbering xmlns:wpc="http://schemas.microsoft.com/office/word/2010/wordprocessingCanvas" xmlns:cx="http://schemas.microsoft.com/office/drawing/2014/chartex" xmlns:cx1="http://schemas.microsoft.com/office/drawing/2015/9/8/chartex" xmlns:cx2="http://schemas.microsoft.com/office/drawing/2015/10/21/chartex" xmlns:cx3="http://schemas.microsoft.com/office/drawing/2016/5/9/chartex" xmlns:cx4="http://schemas.microsoft.com/office/drawing/2016/5/10/chartex" xmlns:cx5="http://schemas.microsoft.com/office/drawing/2016/5/11/chartex" xmlns:cx6="http://schemas.microsoft.com/office/drawing/2016/5/12/chartex" xmlns:cx7="http://schemas.microsoft.com/office/drawing/2016/5/13/chartex" xmlns:cx8="http://schemas.microsoft.com/office/drawing/2016/5/14/chartex" xmlns:mc="http://schemas.openxmlformats.org/markup-compatibility/2006" xmlns:aink="http://schemas.microsoft.com/office/drawing/2016/ink" xmlns:am3d="http://schemas.microsoft.com/office/drawing/2017/model3d" xmlns:o="urn:schemas-microsoft-com:office:office" xmlns:oel="http://schemas.microsoft.com/office/2019/extlst" xmlns:r="http://schemas.openxmlformats.org/officeDocument/2006/relationships" xmlns:m="http://schemas.openxmlformats.org/officeDocument/2006/math" xmlns:v="urn:schemas-microsoft-com:vml" xmlns:wp14="http://schemas.microsoft.com/office/word/2010/wordprocessingDrawing" xmlns:wp="http://schemas.openxmlformats.org/drawingml/2006/wordprocessingDrawing" xmlns:w10="urn:schemas-microsoft-com:office:word" xmlns:w="http://schemas.openxmlformats.org/wordprocessingml/2006/main" xmlns:w14="http://schemas.microsoft.com/office/word/2010/wordml" xmlns:w15="http://schemas.microsoft.com/office/word/2012/wordml" xmlns:w16cex="http://schemas.microsoft.com/office/word/2018/wordml/cex" xmlns:w16cid="http://schemas.microsoft.com/office/word/2016/wordml/cid" xmlns:w16="http://schemas.microsoft.com/office/word/2018/wordml" xmlns:w16du="http://schemas.microsoft.com/office/word/2023/wordml/word16du" xmlns:w16sdtdh="http://schemas.microsoft.com/office/word/2020/wordml/sdtdatahash" xmlns:w16sdtfl="http://schemas.microsoft.com/office/word/2024/wordml/sdtformatlock" xmlns:w16se="http://schemas.microsoft.com/office/word/2015/wordml/symex" xmlns:wpg="http://schemas.microsoft.com/office/word/2010/wordprocessingGroup" xmlns:wpi="http://schemas.microsoft.com/office/word/2010/wordprocessingInk" xmlns:wne="http://schemas.microsoft.com/office/word/2006/wordml" xmlns:wps="http://schemas.microsoft.com/office/word/2010/wordprocessingShape" mc:Ignorable="w14 w15 w16se w16cid w16 w16cex w16sdtdh w16sdtfl w16du wp14">
   <w:numPicBullet w:numPicBulletId="0">
     <w:pict>
-      <v:rect id="_x0000_i1096" style="width:0;height:1.5pt" o:hralign="center" o:bullet="t" o:hrstd="t" o:hr="t"/>
+      <v:rect id="_x0000_i1074" style="width:0;height:1.5pt" o:hralign="center" o:bullet="t" o:hrstd="t" o:hr="t"/>
     </w:pict>
   </w:numPicBullet>
   <w:abstractNum w:abstractNumId="0" w15:restartNumberingAfterBreak="0">
